--- a/Thesis/Project_Uber_Thesis_Paper.docx
+++ b/Thesis/Project_Uber_Thesis_Paper.docx
@@ -362,7 +362,7 @@
           <w:sz w:val="24"/>
           <w:szCs w:val="24"/>
         </w:rPr>
-        <w:t>October 24, 2025</w:t>
+        <w:t>November 4, 2025</w:t>
       </w:r>
       <w:r>
         <w:rPr>
@@ -5725,7 +5725,7 @@
           <w:sz w:val="24"/>
           <w:szCs w:val="24"/>
         </w:rPr>
-        <w:t xml:space="preserve">Delhi NCR represents one of the most dynamic and data-rich mobility environments in South Asia. The region’s combination of high population density, diverse transport modes, and </w:t>
+        <w:t>Delhi NCR represents one of the most dynamic and data-rich mobility environments in South Asia. The region’s combination of high population density, diverse transport modes, and congestion patterns provides a challenging but insightful case for predictive modeling (Chen, Huang, &amp; Ke, 2024). The dataset analyzed in this study comprises multiple weeks of trip-</w:t>
       </w:r>
       <w:r>
         <w:rPr>
@@ -5735,7 +5735,7 @@
           <w:szCs w:val="24"/>
         </w:rPr>
         <w:lastRenderedPageBreak/>
-        <w:t>congestion patterns provides a challenging but insightful case for predictive modeling (Chen, Huang, &amp; Ke, 2024). The dataset analyzed in this study comprises multiple weeks of trip-level ride-booking data, including time, pickup and drop-off locations, vehicle type, fare, and driver allocation outcomes. This dataset allows examination of both passenger demand and operational metrics such as “No Driver Found” cancellations and fulfillment efficiency, providing a foundation for evaluating real-world service dynamics (Huynh et al., 2025). Temporal patterns of ride demand and cancellation events are illustrated in Figure 2, showing clear peak-hour and overnight trends within the Delhi NCR dataset.</w:t>
+        <w:t>level ride-booking data, including time, pickup and drop-off locations, vehicle type, fare, and driver allocation outcomes. This dataset allows examination of both passenger demand and operational metrics such as “No Driver Found” cancellations and fulfillment efficiency, providing a foundation for evaluating real-world service dynamics (Huynh et al., 2025). Temporal patterns of ride demand and cancellation events are illustrated in Figure 2, showing clear peak-hour and overnight trends within the Delhi NCR dataset.</w:t>
       </w:r>
     </w:p>
     <w:p>
@@ -5978,35 +5978,26 @@
           <w:sz w:val="24"/>
           <w:szCs w:val="24"/>
         </w:rPr>
-        <w:t xml:space="preserve">The analytical workflow adopted in this project follows a structured, multi-stage process beginning with raw data extraction, cleaning, and feature engineering, followed by model training and operational integration. This iterative framework enables reproducibility and alignment between forecasting, revenue estimation, and operational evaluation tasks. The </w:t>
-      </w:r>
-      <w:r>
+        <w:t>The analytical workflow adopted in this project follows a structured, multi-stage process beginning with raw data extraction, cleaning, and feature engineering, followed by model training and operational integration. This iterative framework enables reproducibility and alignment between forecasting, revenue estimation, and operational evaluation tasks. The overall workflow is summarized in Figure 2, which depicts the end-to-end data pipeline used across the eight-week implementation period.</w:t>
+      </w:r>
+    </w:p>
+    <w:p>
+      <w:pPr>
+        <w:spacing w:before="100" w:beforeAutospacing="1" w:after="100" w:afterAutospacing="1" w:line="240" w:lineRule="auto"/>
+        <w:jc w:val="center"/>
         <w:rPr>
           <w:rFonts w:ascii="Times New Roman" w:hAnsi="Times New Roman" w:cs="Times New Roman"/>
           <w:color w:val="000000"/>
           <w:sz w:val="24"/>
           <w:szCs w:val="24"/>
         </w:rPr>
+      </w:pPr>
+      <w:r>
+        <w:rPr>
+          <w:rFonts w:ascii="Times New Roman" w:hAnsi="Times New Roman" w:cs="Times New Roman"/>
+          <w:noProof/>
+        </w:rPr>
         <w:lastRenderedPageBreak/>
-        <w:t>overall workflow is summarized in Figure 2, which depicts the end-to-end data pipeline used across the eight-week implementation period.</w:t>
-      </w:r>
-    </w:p>
-    <w:p>
-      <w:pPr>
-        <w:spacing w:before="100" w:beforeAutospacing="1" w:after="100" w:afterAutospacing="1" w:line="240" w:lineRule="auto"/>
-        <w:jc w:val="center"/>
-        <w:rPr>
-          <w:rFonts w:ascii="Times New Roman" w:hAnsi="Times New Roman" w:cs="Times New Roman"/>
-          <w:color w:val="000000"/>
-          <w:sz w:val="24"/>
-          <w:szCs w:val="24"/>
-        </w:rPr>
-      </w:pPr>
-      <w:r>
-        <w:rPr>
-          <w:rFonts w:ascii="Times New Roman" w:hAnsi="Times New Roman" w:cs="Times New Roman"/>
-          <w:noProof/>
-        </w:rPr>
         <w:drawing>
           <wp:inline distT="0" distB="0" distL="0" distR="0" wp14:anchorId="39DAD06C" wp14:editId="6189A228">
             <wp:extent cx="3777818" cy="3055691"/>
@@ -6215,25 +6206,25 @@
           <w:sz w:val="24"/>
           <w:szCs w:val="24"/>
         </w:rPr>
+        <w:t>Section V presents the results of the analysis, including model evaluation metrics and visual summaries such as heatmaps and bar charts. These results reveal trends in hourly demand, cancellation rates, and fulfillment efficiency across different times and weekdays.</w:t>
+      </w:r>
+    </w:p>
+    <w:p>
+      <w:pPr>
+        <w:spacing w:before="100" w:beforeAutospacing="1" w:after="100" w:afterAutospacing="1" w:line="240" w:lineRule="auto"/>
+        <w:rPr>
+          <w:rFonts w:ascii="Times New Roman" w:hAnsi="Times New Roman" w:cs="Times New Roman"/>
+          <w:sz w:val="24"/>
+          <w:szCs w:val="24"/>
+        </w:rPr>
+      </w:pPr>
+      <w:r>
+        <w:rPr>
+          <w:rFonts w:ascii="Times New Roman" w:hAnsi="Times New Roman" w:cs="Times New Roman"/>
+          <w:sz w:val="24"/>
+          <w:szCs w:val="24"/>
+        </w:rPr>
         <w:lastRenderedPageBreak/>
-        <w:t>Section V presents the results of the analysis, including model evaluation metrics and visual summaries such as heatmaps and bar charts. These results reveal trends in hourly demand, cancellation rates, and fulfillment efficiency across different times and weekdays.</w:t>
-      </w:r>
-    </w:p>
-    <w:p>
-      <w:pPr>
-        <w:spacing w:before="100" w:beforeAutospacing="1" w:after="100" w:afterAutospacing="1" w:line="240" w:lineRule="auto"/>
-        <w:rPr>
-          <w:rFonts w:ascii="Times New Roman" w:hAnsi="Times New Roman" w:cs="Times New Roman"/>
-          <w:sz w:val="24"/>
-          <w:szCs w:val="24"/>
-        </w:rPr>
-      </w:pPr>
-      <w:r>
-        <w:rPr>
-          <w:rFonts w:ascii="Times New Roman" w:hAnsi="Times New Roman" w:cs="Times New Roman"/>
-          <w:sz w:val="24"/>
-          <w:szCs w:val="24"/>
-        </w:rPr>
         <w:t>Section VI interprets these results</w:t>
       </w:r>
       <w:r>
@@ -6536,26 +6527,18 @@
           <w:sz w:val="24"/>
           <w:szCs w:val="24"/>
         </w:rPr>
-        <w:t xml:space="preserve"> </w:t>
-      </w:r>
-      <w:proofErr w:type="spellStart"/>
-      <w:r>
-        <w:rPr>
-          <w:rFonts w:ascii="Times New Roman" w:hAnsi="Times New Roman" w:cs="Times New Roman"/>
-          <w:sz w:val="24"/>
-          <w:szCs w:val="24"/>
-        </w:rPr>
-        <w:t>Nobari</w:t>
-      </w:r>
-      <w:proofErr w:type="spellEnd"/>
-      <w:r>
-        <w:rPr>
-          <w:rFonts w:ascii="Times New Roman" w:hAnsi="Times New Roman" w:cs="Times New Roman"/>
-          <w:sz w:val="24"/>
-          <w:szCs w:val="24"/>
-        </w:rPr>
-        <w:t xml:space="preserve">, and Wu (2023) integrated Long Short-Term Memory (LSTM) networks with Convolutional Neural Networks (CNNs) to address both temporal dynamics and spatial patterns in demand data. More recently, Transformer-based architectures have demonstrated superior scalability, using </w:t>
-      </w:r>
+        <w:t xml:space="preserve"> Nobari, and Wu (2023) integrated Long Short-Term Memory (LSTM) networks with Convolutional Neural Networks (CNNs) to address both temporal dynamics and spatial patterns in demand data. More recently, Transformer-based architectures have demonstrated superior scalability, using attention mechanisms to model long-range temporal dependencies across multiple demand centers (Wang, Zheng, Shen, &amp; Li, 2024).</w:t>
+      </w:r>
+    </w:p>
+    <w:p>
+      <w:pPr>
+        <w:spacing w:before="100" w:beforeAutospacing="1" w:after="100" w:afterAutospacing="1" w:line="240" w:lineRule="auto"/>
+        <w:rPr>
+          <w:rFonts w:ascii="Times New Roman" w:hAnsi="Times New Roman" w:cs="Times New Roman"/>
+          <w:sz w:val="24"/>
+          <w:szCs w:val="24"/>
+        </w:rPr>
+      </w:pPr>
       <w:r>
         <w:rPr>
           <w:rFonts w:ascii="Times New Roman" w:hAnsi="Times New Roman" w:cs="Times New Roman"/>
@@ -6563,24 +6546,6 @@
           <w:szCs w:val="24"/>
         </w:rPr>
         <w:lastRenderedPageBreak/>
-        <w:t>attention mechanisms to model long-range temporal dependencies across multiple demand centers (Wang, Zheng, Shen, &amp; Li, 2024).</w:t>
-      </w:r>
-    </w:p>
-    <w:p>
-      <w:pPr>
-        <w:spacing w:before="100" w:beforeAutospacing="1" w:after="100" w:afterAutospacing="1" w:line="240" w:lineRule="auto"/>
-        <w:rPr>
-          <w:rFonts w:ascii="Times New Roman" w:hAnsi="Times New Roman" w:cs="Times New Roman"/>
-          <w:sz w:val="24"/>
-          <w:szCs w:val="24"/>
-        </w:rPr>
-      </w:pPr>
-      <w:r>
-        <w:rPr>
-          <w:rFonts w:ascii="Times New Roman" w:hAnsi="Times New Roman" w:cs="Times New Roman"/>
-          <w:sz w:val="24"/>
-          <w:szCs w:val="24"/>
-        </w:rPr>
         <w:t>Comparative analyses show that these hybrid models significantly outperform baseline methods such as ARIMA or linear regression in terms of Mean Absolute Error (MAE) and Root Mean Squared Error (RMSE). They are also more robust to data irregularities, making them ideal for urban contexts characterized by demand volatility.</w:t>
       </w:r>
     </w:p>
@@ -6796,7 +6761,6 @@
           <w:sz w:val="24"/>
           <w:szCs w:val="24"/>
         </w:rPr>
-        <w:lastRenderedPageBreak/>
         <w:t>The integration of external covariates, such as weather and event data, has shown measurable improvements in model performance (Jacobsen, Lindman, &amp; Kulcsár, 2023). Despite these advances, few models generalize effectively across cities or cultural contexts, underscoring the need for region-specific calibration.</w:t>
       </w:r>
     </w:p>
@@ -6807,6 +6771,7 @@
       </w:pPr>
       <w:bookmarkStart w:id="19" w:name="_Toc212217474"/>
       <w:r>
+        <w:lastRenderedPageBreak/>
         <w:t>3.2.4 Research Gaps in Demand Forecasting</w:t>
       </w:r>
       <w:bookmarkEnd w:id="19"/>
@@ -7091,36 +7056,44 @@
       </w:pPr>
       <w:bookmarkStart w:id="22" w:name="_Toc212217477"/>
       <w:r>
+        <w:t>3.3.2 Dynamic Pricing Mechanisms</w:t>
+      </w:r>
+      <w:bookmarkEnd w:id="22"/>
+    </w:p>
+    <w:p>
+      <w:pPr>
+        <w:keepNext/>
+        <w:spacing w:before="100" w:beforeAutospacing="1" w:after="100" w:afterAutospacing="1" w:line="240" w:lineRule="auto"/>
+        <w:rPr>
+          <w:rFonts w:ascii="Times New Roman" w:hAnsi="Times New Roman" w:cs="Times New Roman"/>
+          <w:sz w:val="24"/>
+          <w:szCs w:val="24"/>
+        </w:rPr>
+      </w:pPr>
+      <w:r>
+        <w:rPr>
+          <w:rFonts w:ascii="Times New Roman" w:hAnsi="Times New Roman" w:cs="Times New Roman"/>
+          <w:sz w:val="24"/>
+          <w:szCs w:val="24"/>
+        </w:rPr>
+        <w:t xml:space="preserve">Dynamic </w:t>
+      </w:r>
+      <w:r>
+        <w:rPr>
+          <w:rFonts w:ascii="Times New Roman" w:hAnsi="Times New Roman" w:cs="Times New Roman"/>
+          <w:sz w:val="24"/>
+          <w:szCs w:val="24"/>
+        </w:rPr>
+        <w:t xml:space="preserve">pricing, often implemented as surge pricing, is the most distinctive revenue management feature in ride-hailing platforms. It adjusts fares based on real-time demand-supply imbalances. Studies by Zhao, Chen, Zhang, and Zhou (2022) and Zhou, Wang, Jiao, and Du (2025) examined how surge pricing algorithms balance market equilibrium and driver incentives while ensuring service availability. Their findings indicate that algorithmic surge </w:t>
+      </w:r>
+      <w:r>
+        <w:rPr>
+          <w:rFonts w:ascii="Times New Roman" w:hAnsi="Times New Roman" w:cs="Times New Roman"/>
+          <w:sz w:val="24"/>
+          <w:szCs w:val="24"/>
+        </w:rPr>
         <w:lastRenderedPageBreak/>
-        <w:t>3.3.2 Dynamic Pricing Mechanisms</w:t>
-      </w:r>
-      <w:bookmarkEnd w:id="22"/>
-    </w:p>
-    <w:p>
-      <w:pPr>
-        <w:keepNext/>
-        <w:spacing w:before="100" w:beforeAutospacing="1" w:after="100" w:afterAutospacing="1" w:line="240" w:lineRule="auto"/>
-        <w:rPr>
-          <w:rFonts w:ascii="Times New Roman" w:hAnsi="Times New Roman" w:cs="Times New Roman"/>
-          <w:sz w:val="24"/>
-          <w:szCs w:val="24"/>
-        </w:rPr>
-      </w:pPr>
-      <w:r>
-        <w:rPr>
-          <w:rFonts w:ascii="Times New Roman" w:hAnsi="Times New Roman" w:cs="Times New Roman"/>
-          <w:sz w:val="24"/>
-          <w:szCs w:val="24"/>
-        </w:rPr>
-        <w:t xml:space="preserve">Dynamic </w:t>
-      </w:r>
-      <w:r>
-        <w:rPr>
-          <w:rFonts w:ascii="Times New Roman" w:hAnsi="Times New Roman" w:cs="Times New Roman"/>
-          <w:sz w:val="24"/>
-          <w:szCs w:val="24"/>
-        </w:rPr>
-        <w:t>pricing, often implemented as surge pricing, is the most distinctive revenue management feature in ride-hailing platforms. It adjusts fares based on real-time demand-supply imbalances. Studies by Zhao, Chen, Zhang, and Zhou (2022) and Zhou, Wang, Jiao, and Du (2025) examined how surge pricing algorithms balance market equilibrium and driver incentives while ensuring service availability. Their findings indicate that algorithmic surge pricing increases profitability but can negatively impact customer satisfaction, especially when perceived as unfair.</w:t>
+        <w:t>pricing increases profitability but can negatively impact customer satisfaction, especially when perceived as unfair.</w:t>
       </w:r>
     </w:p>
     <w:p>
@@ -7649,6 +7622,24 @@
     </w:p>
     <w:p>
       <w:pPr>
+        <w:spacing w:before="100" w:beforeAutospacing="1" w:after="100" w:afterAutospacing="1" w:line="240" w:lineRule="auto"/>
+        <w:rPr>
+          <w:rFonts w:ascii="Times New Roman" w:hAnsi="Times New Roman" w:cs="Times New Roman"/>
+          <w:sz w:val="24"/>
+          <w:szCs w:val="24"/>
+        </w:rPr>
+      </w:pPr>
+      <w:r>
+        <w:rPr>
+          <w:rFonts w:ascii="Times New Roman" w:hAnsi="Times New Roman" w:cs="Times New Roman"/>
+          <w:sz w:val="24"/>
+          <w:szCs w:val="24"/>
+        </w:rPr>
+        <w:t>The conceptual relationship between fairness-aware optimization, sustainability objectives, and regulatory governance is illustrated in Figure 5. This framework depicts how these three dimensions intersect to shape responsible and equitable ride-hailing ecosystems. It underscores that technical optimization must operate within ethical and regulatory boundaries, ensuring that algorithmic improvements contribute to long-term social and environmental well-being.</w:t>
+      </w:r>
+    </w:p>
+    <w:p>
+      <w:pPr>
         <w:pStyle w:val="Heading3"/>
         <w:keepNext/>
         <w:spacing w:before="100" w:beforeAutospacing="1" w:after="100" w:afterAutospacing="1"/>
@@ -7693,7 +7684,16 @@
           <w:sz w:val="24"/>
           <w:szCs w:val="24"/>
         </w:rPr>
-        <w:t>Electrification and shared mobility have further extended the sustainability discourse. Predictive frameworks that support EV (electric vehicle) charging scheduling and ride pooling optimization can substantially improve both profitability and environmental outcomes. However, the literature remains fragmented, with few models addressing the combined trade-offs between environmental objectives, operational efficiency, and customer satisfaction.</w:t>
+        <w:t xml:space="preserve">Electrification and shared mobility have further extended the sustainability discourse. Predictive frameworks that support EV (electric vehicle) charging scheduling and ride pooling optimization can substantially improve both profitability and environmental </w:t>
+      </w:r>
+      <w:r>
+        <w:rPr>
+          <w:rFonts w:ascii="Times New Roman" w:hAnsi="Times New Roman" w:cs="Times New Roman"/>
+          <w:sz w:val="24"/>
+          <w:szCs w:val="24"/>
+        </w:rPr>
+        <w:lastRenderedPageBreak/>
+        <w:t>outcomes. However, the literature remains fragmented, with few models addressing the combined trade-offs between environmental objectives, operational efficiency, and customer satisfaction.</w:t>
       </w:r>
     </w:p>
     <w:p>
@@ -7713,7 +7713,6 @@
       </w:pPr>
       <w:bookmarkStart w:id="31" w:name="_Toc212217486"/>
       <w:r>
-        <w:lastRenderedPageBreak/>
         <w:t>3.5.3 Policy Implications and Socioeconomic Equity</w:t>
       </w:r>
       <w:bookmarkEnd w:id="31"/>
@@ -7733,7 +7732,23 @@
           <w:sz w:val="24"/>
           <w:szCs w:val="24"/>
         </w:rPr>
-        <w:t>The regulatory dimension of ride-hailing analytics is increasingly prominent in the literature. Governments and urban planners are beginning to recognize the dual nature of predictive algorithms—as tools for optimization but also as instruments that shape public accessibility.</w:t>
+        <w:t>The regulatory dimension of ride-hailing analytics is increasingly prominent in the literature. Governments and urban planners are beginning to recognize the dual nature of predictive algorithms</w:t>
+      </w:r>
+      <w:r>
+        <w:rPr>
+          <w:rFonts w:ascii="Times New Roman" w:hAnsi="Times New Roman" w:cs="Times New Roman"/>
+          <w:sz w:val="24"/>
+          <w:szCs w:val="24"/>
+        </w:rPr>
+        <w:t xml:space="preserve">, which can be used </w:t>
+      </w:r>
+      <w:r>
+        <w:rPr>
+          <w:rFonts w:ascii="Times New Roman" w:hAnsi="Times New Roman" w:cs="Times New Roman"/>
+          <w:sz w:val="24"/>
+          <w:szCs w:val="24"/>
+        </w:rPr>
+        <w:t>as tools for optimization but also as instruments that shape public accessibility.</w:t>
       </w:r>
     </w:p>
     <w:p>
@@ -7757,6 +7772,16 @@
     <w:p>
       <w:pPr>
         <w:spacing w:before="100" w:beforeAutospacing="1" w:after="100" w:afterAutospacing="1" w:line="240" w:lineRule="auto"/>
+        <w:rPr>
+          <w:rFonts w:ascii="Times New Roman" w:hAnsi="Times New Roman" w:cs="Times New Roman"/>
+          <w:sz w:val="24"/>
+          <w:szCs w:val="24"/>
+        </w:rPr>
+      </w:pPr>
+    </w:p>
+    <w:p>
+      <w:pPr>
+        <w:spacing w:before="100" w:beforeAutospacing="1" w:after="100" w:afterAutospacing="1" w:line="240" w:lineRule="auto"/>
         <w:jc w:val="center"/>
         <w:rPr>
           <w:rFonts w:ascii="Times New Roman" w:hAnsi="Times New Roman" w:cs="Times New Roman"/>
@@ -7772,7 +7797,7 @@
           <w:szCs w:val="24"/>
         </w:rPr>
         <w:drawing>
-          <wp:inline distT="0" distB="0" distL="0" distR="0" wp14:anchorId="35EC597F" wp14:editId="2934C4F9">
+          <wp:inline distT="0" distB="0" distL="0" distR="0" wp14:anchorId="35EC597F" wp14:editId="39CEBD8E">
             <wp:extent cx="4572000" cy="3430773"/>
             <wp:effectExtent l="0" t="0" r="0" b="0"/>
             <wp:docPr id="1600363630" name="Picture 10" descr="A diagram of a diagram&#10;&#10;AI-generated content may be incorrect."/>
@@ -7886,25 +7911,7 @@
           <w:sz w:val="24"/>
           <w:szCs w:val="24"/>
         </w:rPr>
-        <w:t>The reviewed literature highlights substantial progress in predictive modeling, yet several persistent gaps remain. First, integration across forecasting, revenue, and operations remains limited. Most studies optimize these domains in isolation, missing opportunities for synergistic feedback mechanisms. Second, regional applicability is underexplored. Many predictive models are calibrated using data from Western or East Asian cities and fail to capture the infrastructural, behavioral, and socioeconomic nuances of Indian megacities like Delhi NCR.</w:t>
-      </w:r>
-    </w:p>
-    <w:p>
-      <w:pPr>
-        <w:spacing w:before="100" w:beforeAutospacing="1" w:after="100" w:afterAutospacing="1" w:line="240" w:lineRule="auto"/>
-        <w:rPr>
-          <w:rFonts w:ascii="Times New Roman" w:hAnsi="Times New Roman" w:cs="Times New Roman"/>
-          <w:sz w:val="24"/>
-          <w:szCs w:val="24"/>
-        </w:rPr>
-      </w:pPr>
-      <w:r>
-        <w:rPr>
-          <w:rFonts w:ascii="Times New Roman" w:hAnsi="Times New Roman" w:cs="Times New Roman"/>
-          <w:sz w:val="24"/>
-          <w:szCs w:val="24"/>
-        </w:rPr>
-        <w:t xml:space="preserve">Third, there is an ongoing tension between accuracy and interpretability. While deep learning architectures such as Transformers and Graph Neural Networks achieve superior </w:t>
+        <w:t xml:space="preserve">The reviewed literature highlights substantial progress in predictive modeling, yet several persistent gaps remain. First, integration across forecasting, revenue, and operations remains limited. Most studies optimize these domains in isolation, missing opportunities for synergistic feedback mechanisms. Second, regional applicability is underexplored. Many </w:t>
       </w:r>
       <w:r>
         <w:rPr>
@@ -7913,7 +7920,25 @@
           <w:szCs w:val="24"/>
         </w:rPr>
         <w:lastRenderedPageBreak/>
-        <w:t>performance, they often obscure the causal relationships between features and outputs. This lack of transparency hinders operational adoption and regulatory approval.</w:t>
+        <w:t>predictive models are calibrated using data from Western or East Asian cities and fail to capture the infrastructural, behavioral, and socioeconomic nuances of Indian megacities like Delhi NCR.</w:t>
+      </w:r>
+    </w:p>
+    <w:p>
+      <w:pPr>
+        <w:spacing w:before="100" w:beforeAutospacing="1" w:after="100" w:afterAutospacing="1" w:line="240" w:lineRule="auto"/>
+        <w:rPr>
+          <w:rFonts w:ascii="Times New Roman" w:hAnsi="Times New Roman" w:cs="Times New Roman"/>
+          <w:sz w:val="24"/>
+          <w:szCs w:val="24"/>
+        </w:rPr>
+      </w:pPr>
+      <w:r>
+        <w:rPr>
+          <w:rFonts w:ascii="Times New Roman" w:hAnsi="Times New Roman" w:cs="Times New Roman"/>
+          <w:sz w:val="24"/>
+          <w:szCs w:val="24"/>
+        </w:rPr>
+        <w:t>Third, there is an ongoing tension between accuracy and interpretability. While deep learning architectures such as Transformers and Graph Neural Networks achieve superior performance, they often obscure the causal relationships between features and outputs. This lack of transparency hinders operational adoption and regulatory approval.</w:t>
       </w:r>
     </w:p>
     <w:p>
@@ -8446,8 +8471,16 @@
           <w:sz w:val="24"/>
           <w:szCs w:val="24"/>
         </w:rPr>
+        <w:t xml:space="preserve">Core libraries used include pandas, NumPy, and Matplotlib for data manipulation and visualization, scikit-learn for machine learning, TensorFlow for neural networks, and SHAP </w:t>
+      </w:r>
+      <w:r>
+        <w:rPr>
+          <w:rFonts w:ascii="Times New Roman" w:hAnsi="Times New Roman" w:cs="Times New Roman"/>
+          <w:sz w:val="24"/>
+          <w:szCs w:val="24"/>
+        </w:rPr>
         <w:lastRenderedPageBreak/>
-        <w:t>Core libraries used include pandas, NumPy, and Matplotlib for data manipulation and visualization, scikit-learn for machine learning, TensorFlow for neural networks, and SHAP for model interpretability. Version control was maintained via GitHub, ensuring traceability of all code revisions and results.</w:t>
+        <w:t>for model interpretability. Version control was maintained via GitHub, ensuring traceability of all code revisions and results.</w:t>
       </w:r>
     </w:p>
     <w:p>
@@ -8686,7 +8719,6 @@
           <w:sz w:val="24"/>
           <w:szCs w:val="24"/>
         </w:rPr>
-        <w:lastRenderedPageBreak/>
         <w:drawing>
           <wp:inline distT="0" distB="0" distL="0" distR="0" wp14:anchorId="29CB0A8D" wp14:editId="17EF8854">
             <wp:extent cx="4822166" cy="415704"/>
@@ -8785,6 +8817,7 @@
           <w:sz w:val="24"/>
           <w:szCs w:val="24"/>
         </w:rPr>
+        <w:lastRenderedPageBreak/>
         <w:t xml:space="preserve">The revenue modeling phase, developed in week6_revenue_advanced.py, extended the forecasting logic to fare estimation. Predictors included trip duration, distance, surge multiplier, and vehicle category. Ensemble models (Random Forest, </w:t>
       </w:r>
       <w:proofErr w:type="spellStart"/>
@@ -9004,7 +9037,6 @@
           <w:sz w:val="24"/>
           <w:szCs w:val="24"/>
         </w:rPr>
-        <w:lastRenderedPageBreak/>
         <w:t>The next chapter presents the experimental findings and quantitative evaluation results obtained from this methodology.</w:t>
       </w:r>
     </w:p>
@@ -9455,19 +9487,27 @@
           <w:sz w:val="24"/>
           <w:szCs w:val="24"/>
         </w:rPr>
-        <w:t>The visualization in Figure 11 depicts these trends, showing sharper demand fluctuations on weekdays and a smoother, more evenly distributed pattern on weekends.</w:t>
-      </w:r>
-    </w:p>
-    <w:p>
-      <w:pPr>
-        <w:spacing w:before="100" w:beforeAutospacing="1" w:after="100" w:afterAutospacing="1" w:line="240" w:lineRule="auto"/>
-        <w:jc w:val="center"/>
-        <w:rPr>
-          <w:rFonts w:ascii="Times New Roman" w:hAnsi="Times New Roman" w:cs="Times New Roman"/>
-          <w:sz w:val="24"/>
-          <w:szCs w:val="24"/>
-        </w:rPr>
-      </w:pPr>
+        <w:t>The visualization in Figure 11 depicts these temporal dynamics in greater detail, combining hourly and weekly demand intensity, fulfillment efficiency, and top demand periods. It shows sharper demand fluctuations on weekdays and a more balanced, evenly distributed pattern on weekends.</w:t>
+      </w:r>
+    </w:p>
+    <w:p>
+      <w:pPr>
+        <w:spacing w:before="100" w:beforeAutospacing="1" w:after="100" w:afterAutospacing="1" w:line="240" w:lineRule="auto"/>
+        <w:rPr>
+          <w:rFonts w:ascii="Times New Roman" w:hAnsi="Times New Roman" w:cs="Times New Roman"/>
+          <w:sz w:val="24"/>
+          <w:szCs w:val="24"/>
+        </w:rPr>
+      </w:pPr>
+      <w:r>
+        <w:rPr>
+          <w:rFonts w:ascii="Times New Roman" w:hAnsi="Times New Roman" w:cs="Times New Roman"/>
+          <w:sz w:val="24"/>
+          <w:szCs w:val="24"/>
+        </w:rPr>
+        <w:lastRenderedPageBreak/>
+        <w:t xml:space="preserve"> </w:t>
+      </w:r>
       <w:r>
         <w:rPr>
           <w:rFonts w:ascii="Times New Roman" w:hAnsi="Times New Roman" w:cs="Times New Roman"/>
@@ -9475,12 +9515,11 @@
           <w:sz w:val="24"/>
           <w:szCs w:val="24"/>
         </w:rPr>
-        <w:lastRenderedPageBreak/>
         <w:drawing>
-          <wp:inline distT="0" distB="0" distL="0" distR="0" wp14:anchorId="3E0AE84E" wp14:editId="6F693B7A">
-            <wp:extent cx="4540250" cy="2814392"/>
-            <wp:effectExtent l="0" t="0" r="0" b="5080"/>
-            <wp:docPr id="456263479" name="Picture 19" descr="A chart of a heatmap&#10;&#10;AI-generated content may be incorrect."/>
+          <wp:inline distT="0" distB="0" distL="0" distR="0" wp14:anchorId="1C1467D7" wp14:editId="6FC38149">
+            <wp:extent cx="5731510" cy="3676015"/>
+            <wp:effectExtent l="0" t="0" r="0" b="0"/>
+            <wp:docPr id="1957475057" name="Picture 1" descr="A group of graphs and charts&#10;&#10;AI-generated content may be incorrect."/>
             <wp:cNvGraphicFramePr>
               <a:graphicFrameLocks xmlns:a="http://schemas.openxmlformats.org/drawingml/2006/main" noChangeAspect="1"/>
             </wp:cNvGraphicFramePr>
@@ -9488,7 +9527,7 @@
               <a:graphicData uri="http://schemas.openxmlformats.org/drawingml/2006/picture">
                 <pic:pic xmlns:pic="http://schemas.openxmlformats.org/drawingml/2006/picture">
                   <pic:nvPicPr>
-                    <pic:cNvPr id="456263479" name="Picture 19" descr="A chart of a heatmap&#10;&#10;AI-generated content may be incorrect."/>
+                    <pic:cNvPr id="1957475057" name="Picture 1" descr="A group of graphs and charts&#10;&#10;AI-generated content may be incorrect."/>
                     <pic:cNvPicPr/>
                   </pic:nvPicPr>
                   <pic:blipFill>
@@ -9506,7 +9545,7 @@
                   <pic:spPr>
                     <a:xfrm>
                       <a:off x="0" y="0"/>
-                      <a:ext cx="4622882" cy="2865613"/>
+                      <a:ext cx="5731510" cy="3676015"/>
                     </a:xfrm>
                     <a:prstGeom prst="rect">
                       <a:avLst/>
@@ -9556,25 +9595,15 @@
           <w:sz w:val="24"/>
           <w:szCs w:val="24"/>
         </w:rPr>
-        <w:t>Hourly and weekly demand pattern heatmap.</w:t>
-      </w:r>
-      <w:r>
-        <w:rPr>
-          <w:rFonts w:ascii="Times New Roman" w:hAnsi="Times New Roman" w:cs="Times New Roman"/>
-          <w:i/>
-          <w:iCs/>
-          <w:sz w:val="24"/>
-          <w:szCs w:val="24"/>
-        </w:rPr>
-        <w:t xml:space="preserve"> </w:t>
-      </w:r>
-      <w:r>
-        <w:rPr>
-          <w:rFonts w:ascii="Times New Roman" w:hAnsi="Times New Roman" w:cs="Times New Roman"/>
-          <w:sz w:val="24"/>
-          <w:szCs w:val="24"/>
-        </w:rPr>
-        <w:t>The heatmap illustrates temporal fluctuations in ride-hailing demand across the Delhi NCR region. Demand intensity peaks between 8:00–12:00 PM and 4:00–8:00 PM on weekdays, while weekends show a more balanced pattern of activity throughout the day.</w:t>
+        <w:t xml:space="preserve">Composite visualization of hourly and weekly demand patterns for the Delhi NCR region. </w:t>
+      </w:r>
+      <w:r>
+        <w:rPr>
+          <w:rFonts w:ascii="Times New Roman" w:hAnsi="Times New Roman" w:cs="Times New Roman"/>
+          <w:sz w:val="24"/>
+          <w:szCs w:val="24"/>
+        </w:rPr>
+        <w:t>The figure integrates the annotated demand heatmap, average rides per hour, fulfillment efficiency, and top demand periods. Demand intensity peaks between 8:00 AM – 12:00 PM and 4:00 PM – 8:00 PM on weekdays, while weekends exhibit a more balanced and evenly distributed activity pattern.</w:t>
       </w:r>
     </w:p>
     <w:p>
@@ -9601,33 +9630,58 @@
     </w:p>
     <w:p>
       <w:pPr>
-        <w:spacing w:before="100" w:beforeAutospacing="1" w:after="100" w:afterAutospacing="1" w:line="240" w:lineRule="auto"/>
-        <w:rPr>
-          <w:rFonts w:ascii="Times New Roman" w:hAnsi="Times New Roman" w:cs="Times New Roman"/>
-          <w:sz w:val="24"/>
-          <w:szCs w:val="24"/>
-        </w:rPr>
-      </w:pPr>
-      <w:r>
-        <w:rPr>
-          <w:rFonts w:ascii="Times New Roman" w:hAnsi="Times New Roman" w:cs="Times New Roman"/>
-          <w:sz w:val="24"/>
-          <w:szCs w:val="24"/>
-        </w:rPr>
-        <w:t>Revenue modeling extended the forecasting framework into fare prediction. Random Forest and XGBoost models were evaluated, with Random Forest outperforming XGBoost in both MAE and RMSE metrics (Figure 12). The SHAP analysis revealed that trip duration, surge multiplier, and time of day were the most influential features.</w:t>
-      </w:r>
-    </w:p>
-    <w:p>
-      <w:pPr>
         <w:keepNext/>
         <w:spacing w:before="100" w:beforeAutospacing="1" w:after="100" w:afterAutospacing="1" w:line="240" w:lineRule="auto"/>
-        <w:jc w:val="center"/>
-        <w:rPr>
-          <w:rFonts w:ascii="Times New Roman" w:hAnsi="Times New Roman" w:cs="Times New Roman"/>
-          <w:sz w:val="24"/>
-          <w:szCs w:val="24"/>
-        </w:rPr>
-      </w:pPr>
+        <w:rPr>
+          <w:rFonts w:ascii="Times New Roman" w:hAnsi="Times New Roman" w:cs="Times New Roman"/>
+          <w:sz w:val="24"/>
+          <w:szCs w:val="24"/>
+        </w:rPr>
+      </w:pPr>
+      <w:r>
+        <w:rPr>
+          <w:rFonts w:ascii="Times New Roman" w:hAnsi="Times New Roman" w:cs="Times New Roman"/>
+          <w:sz w:val="24"/>
+          <w:szCs w:val="24"/>
+        </w:rPr>
+        <w:t xml:space="preserve">Revenue modeling extended the forecasting framework into fare prediction. Random Forest and </w:t>
+      </w:r>
+      <w:proofErr w:type="spellStart"/>
+      <w:r>
+        <w:rPr>
+          <w:rFonts w:ascii="Times New Roman" w:hAnsi="Times New Roman" w:cs="Times New Roman"/>
+          <w:sz w:val="24"/>
+          <w:szCs w:val="24"/>
+        </w:rPr>
+        <w:t>XGBoost</w:t>
+      </w:r>
+      <w:proofErr w:type="spellEnd"/>
+      <w:r>
+        <w:rPr>
+          <w:rFonts w:ascii="Times New Roman" w:hAnsi="Times New Roman" w:cs="Times New Roman"/>
+          <w:sz w:val="24"/>
+          <w:szCs w:val="24"/>
+        </w:rPr>
+        <w:t xml:space="preserve"> models were evaluated, with Random Forest achieving lower MAE and RMSE values compared to </w:t>
+      </w:r>
+      <w:proofErr w:type="spellStart"/>
+      <w:r>
+        <w:rPr>
+          <w:rFonts w:ascii="Times New Roman" w:hAnsi="Times New Roman" w:cs="Times New Roman"/>
+          <w:sz w:val="24"/>
+          <w:szCs w:val="24"/>
+        </w:rPr>
+        <w:t>XGBoost</w:t>
+      </w:r>
+      <w:proofErr w:type="spellEnd"/>
+      <w:r>
+        <w:rPr>
+          <w:rFonts w:ascii="Times New Roman" w:hAnsi="Times New Roman" w:cs="Times New Roman"/>
+          <w:sz w:val="24"/>
+          <w:szCs w:val="24"/>
+        </w:rPr>
+        <w:t xml:space="preserve"> (Figure 12). Feature importance analysis further revealed that weekend indicators, trip distance, and customer wait time were the most influential predictors of revenue.</w:t>
+      </w:r>
       <w:r>
         <w:rPr>
           <w:rFonts w:ascii="Times New Roman" w:hAnsi="Times New Roman" w:cs="Times New Roman"/>
@@ -9635,11 +9689,12 @@
           <w:sz w:val="24"/>
           <w:szCs w:val="24"/>
         </w:rPr>
+        <w:lastRenderedPageBreak/>
         <w:drawing>
-          <wp:inline distT="0" distB="0" distL="0" distR="0" wp14:anchorId="1123856D" wp14:editId="10718E35">
-            <wp:extent cx="5817997" cy="2349500"/>
-            <wp:effectExtent l="0" t="0" r="0" b="0"/>
-            <wp:docPr id="395471254" name="Picture 20" descr="A graph with blue squares&#10;&#10;AI-generated content may be incorrect."/>
+          <wp:inline distT="0" distB="0" distL="0" distR="0" wp14:anchorId="4EA1A962" wp14:editId="13E262A8">
+            <wp:extent cx="5486400" cy="2335337"/>
+            <wp:effectExtent l="0" t="0" r="0" b="1905"/>
+            <wp:docPr id="1724990523" name="Picture 2" descr="A graph with blue bars&#10;&#10;AI-generated content may be incorrect."/>
             <wp:cNvGraphicFramePr>
               <a:graphicFrameLocks xmlns:a="http://schemas.openxmlformats.org/drawingml/2006/main" noChangeAspect="1"/>
             </wp:cNvGraphicFramePr>
@@ -9647,7 +9702,7 @@
               <a:graphicData uri="http://schemas.openxmlformats.org/drawingml/2006/picture">
                 <pic:pic xmlns:pic="http://schemas.openxmlformats.org/drawingml/2006/picture">
                   <pic:nvPicPr>
-                    <pic:cNvPr id="395471254" name="Picture 20" descr="A graph with blue squares&#10;&#10;AI-generated content may be incorrect."/>
+                    <pic:cNvPr id="1724990523" name="Picture 2" descr="A graph with blue bars&#10;&#10;AI-generated content may be incorrect."/>
                     <pic:cNvPicPr/>
                   </pic:nvPicPr>
                   <pic:blipFill>
@@ -9665,7 +9720,7 @@
                   <pic:spPr>
                     <a:xfrm>
                       <a:off x="0" y="0"/>
-                      <a:ext cx="6456964" cy="2607536"/>
+                      <a:ext cx="5521273" cy="2350181"/>
                     </a:xfrm>
                     <a:prstGeom prst="rect">
                       <a:avLst/>
@@ -9677,11 +9732,25 @@
           </wp:inline>
         </w:drawing>
       </w:r>
-    </w:p>
-    <w:p>
-      <w:pPr>
-        <w:keepNext/>
-        <w:spacing w:before="100" w:beforeAutospacing="1" w:after="100" w:afterAutospacing="1" w:line="240" w:lineRule="auto"/>
+      <w:r>
+        <w:rPr>
+          <w:rFonts w:ascii="Times New Roman" w:hAnsi="Times New Roman" w:cs="Times New Roman"/>
+          <w:b/>
+          <w:bCs/>
+          <w:sz w:val="24"/>
+          <w:szCs w:val="24"/>
+        </w:rPr>
+        <w:t>Figure 12.</w:t>
+      </w:r>
+      <w:r>
+        <w:rPr>
+          <w:rFonts w:ascii="Times New Roman" w:hAnsi="Times New Roman" w:cs="Times New Roman"/>
+          <w:sz w:val="24"/>
+          <w:szCs w:val="24"/>
+        </w:rPr>
+        <w:t xml:space="preserve"> </w:t>
+      </w:r>
+      <w:r>
         <w:rPr>
           <w:rFonts w:ascii="Times New Roman" w:hAnsi="Times New Roman" w:cs="Times New Roman"/>
           <w:i/>
@@ -9689,61 +9758,69 @@
           <w:sz w:val="24"/>
           <w:szCs w:val="24"/>
         </w:rPr>
-      </w:pPr>
-      <w:r>
-        <w:rPr>
-          <w:rFonts w:ascii="Times New Roman" w:hAnsi="Times New Roman" w:cs="Times New Roman"/>
-          <w:b/>
-          <w:bCs/>
-          <w:sz w:val="24"/>
-          <w:szCs w:val="24"/>
-        </w:rPr>
-        <w:t>Figure 12.</w:t>
-      </w:r>
-      <w:r>
-        <w:rPr>
-          <w:rFonts w:ascii="Times New Roman" w:hAnsi="Times New Roman" w:cs="Times New Roman"/>
-          <w:sz w:val="24"/>
-          <w:szCs w:val="24"/>
-        </w:rPr>
-        <w:t xml:space="preserve"> </w:t>
-      </w:r>
-      <w:r>
-        <w:rPr>
-          <w:rFonts w:ascii="Times New Roman" w:hAnsi="Times New Roman" w:cs="Times New Roman"/>
-          <w:i/>
-          <w:iCs/>
-          <w:sz w:val="24"/>
-          <w:szCs w:val="24"/>
-        </w:rPr>
-        <w:t>Fare prediction model comparison and feature importance.</w:t>
-      </w:r>
-      <w:r>
-        <w:rPr>
-          <w:rFonts w:ascii="Times New Roman" w:hAnsi="Times New Roman" w:cs="Times New Roman"/>
-          <w:i/>
-          <w:iCs/>
-          <w:sz w:val="24"/>
-          <w:szCs w:val="24"/>
-        </w:rPr>
-        <w:t xml:space="preserve"> </w:t>
-      </w:r>
-      <w:r>
-        <w:rPr>
-          <w:rFonts w:ascii="Times New Roman" w:hAnsi="Times New Roman" w:cs="Times New Roman"/>
-          <w:sz w:val="24"/>
-          <w:szCs w:val="24"/>
-        </w:rPr>
-        <w:t xml:space="preserve">Panel (A) compares the Mean Absolute Error (MAE) and Root Mean Square Error (RMSE) between Random </w:t>
-      </w:r>
-      <w:r>
-        <w:rPr>
-          <w:rFonts w:ascii="Times New Roman" w:hAnsi="Times New Roman" w:cs="Times New Roman"/>
-          <w:sz w:val="24"/>
-          <w:szCs w:val="24"/>
-        </w:rPr>
-        <w:lastRenderedPageBreak/>
-        <w:t>Forest and XGBoost models trained on log-transformed fare data. Panel (B) shows the XGBoost feature importance chart, identifying key predictors such as trip duration, distance, and surge multiplier as dominant factors influencing fare outcomes.</w:t>
+        <w:t xml:space="preserve">Revenue model performance and feature importance comparison. </w:t>
+      </w:r>
+      <w:r>
+        <w:rPr>
+          <w:rFonts w:ascii="Times New Roman" w:hAnsi="Times New Roman" w:cs="Times New Roman"/>
+          <w:sz w:val="24"/>
+          <w:szCs w:val="24"/>
+        </w:rPr>
+        <w:t xml:space="preserve">Panel (A) compares the Mean Absolute Error (MAE) and Root Mean Square Error (RMSE) of Random Forest and </w:t>
+      </w:r>
+      <w:proofErr w:type="spellStart"/>
+      <w:r>
+        <w:rPr>
+          <w:rFonts w:ascii="Times New Roman" w:hAnsi="Times New Roman" w:cs="Times New Roman"/>
+          <w:sz w:val="24"/>
+          <w:szCs w:val="24"/>
+        </w:rPr>
+        <w:t>XGBoost</w:t>
+      </w:r>
+      <w:proofErr w:type="spellEnd"/>
+      <w:r>
+        <w:rPr>
+          <w:rFonts w:ascii="Times New Roman" w:hAnsi="Times New Roman" w:cs="Times New Roman"/>
+          <w:sz w:val="24"/>
+          <w:szCs w:val="24"/>
+        </w:rPr>
+        <w:t xml:space="preserve"> models trained on log-transformed revenue data, showing that Random Forest yields lower prediction error. Panel (B) presents the top </w:t>
+      </w:r>
+      <w:proofErr w:type="spellStart"/>
+      <w:r>
+        <w:rPr>
+          <w:rFonts w:ascii="Times New Roman" w:hAnsi="Times New Roman" w:cs="Times New Roman"/>
+          <w:sz w:val="24"/>
+          <w:szCs w:val="24"/>
+        </w:rPr>
+        <w:t>XGBoost</w:t>
+      </w:r>
+      <w:proofErr w:type="spellEnd"/>
+      <w:r>
+        <w:rPr>
+          <w:rFonts w:ascii="Times New Roman" w:hAnsi="Times New Roman" w:cs="Times New Roman"/>
+          <w:sz w:val="24"/>
+          <w:szCs w:val="24"/>
+        </w:rPr>
+        <w:t xml:space="preserve"> feature importances, where </w:t>
+      </w:r>
+      <w:proofErr w:type="spellStart"/>
+      <w:r>
+        <w:rPr>
+          <w:rFonts w:ascii="Times New Roman" w:hAnsi="Times New Roman" w:cs="Times New Roman"/>
+          <w:sz w:val="24"/>
+          <w:szCs w:val="24"/>
+        </w:rPr>
+        <w:t>is_weekend</w:t>
+      </w:r>
+      <w:proofErr w:type="spellEnd"/>
+      <w:r>
+        <w:rPr>
+          <w:rFonts w:ascii="Times New Roman" w:hAnsi="Times New Roman" w:cs="Times New Roman"/>
+          <w:sz w:val="24"/>
+          <w:szCs w:val="24"/>
+        </w:rPr>
+        <w:t>, trip distance, and average customer wait time emerge as dominant predictors of fare variability.</w:t>
       </w:r>
     </w:p>
     <w:p>
@@ -9772,7 +9849,47 @@
           <w:sz w:val="24"/>
           <w:szCs w:val="24"/>
         </w:rPr>
-        <w:t>The implementation of surge algorithms demonstrated that fares adjusted dynamically based on driver availability and localized demand. Figure 13 shows a spatiotemporal map illustrating the geographic distribution of surge intensity across high-traffic zones during peak periods.</w:t>
+        <w:t xml:space="preserve">The reconstructed surge distribution in Figure 13 highlights consistent temporal patterns in dynamic pricing behavior. Surge multipliers peak around 6:00 PM </w:t>
+      </w:r>
+      <w:r>
+        <w:rPr>
+          <w:rFonts w:ascii="Times New Roman" w:hAnsi="Times New Roman" w:cs="Times New Roman"/>
+          <w:sz w:val="24"/>
+          <w:szCs w:val="24"/>
+        </w:rPr>
+        <w:t xml:space="preserve">especially </w:t>
+      </w:r>
+      <w:r>
+        <w:rPr>
+          <w:rFonts w:ascii="Times New Roman" w:hAnsi="Times New Roman" w:cs="Times New Roman"/>
+          <w:sz w:val="24"/>
+          <w:szCs w:val="24"/>
+        </w:rPr>
+        <w:t xml:space="preserve">on </w:t>
+      </w:r>
+      <w:r>
+        <w:rPr>
+          <w:rFonts w:ascii="Times New Roman" w:hAnsi="Times New Roman" w:cs="Times New Roman"/>
+          <w:sz w:val="24"/>
+          <w:szCs w:val="24"/>
+        </w:rPr>
+        <w:t>Monday</w:t>
+      </w:r>
+      <w:r>
+        <w:rPr>
+          <w:rFonts w:ascii="Times New Roman" w:hAnsi="Times New Roman" w:cs="Times New Roman"/>
+          <w:sz w:val="24"/>
+          <w:szCs w:val="24"/>
+        </w:rPr>
+        <w:t>, aligning with commuter demand spikes, while weekend surges remain more evenly distributed throughout the day. This confirms that temporal factors, particularly evening travel demand, exert the strongest influence on fare inflation across the region</w:t>
+      </w:r>
+      <w:r>
+        <w:rPr>
+          <w:rFonts w:ascii="Times New Roman" w:hAnsi="Times New Roman" w:cs="Times New Roman"/>
+          <w:sz w:val="24"/>
+          <w:szCs w:val="24"/>
+        </w:rPr>
+        <w:t>.</w:t>
       </w:r>
     </w:p>
     <w:p>
@@ -9793,10 +9910,10 @@
           <w:szCs w:val="24"/>
         </w:rPr>
         <w:drawing>
-          <wp:inline distT="0" distB="0" distL="0" distR="0" wp14:anchorId="43038075" wp14:editId="5C649FCC">
-            <wp:extent cx="4787900" cy="2949338"/>
-            <wp:effectExtent l="0" t="0" r="0" b="0"/>
-            <wp:docPr id="572493539" name="Picture 21" descr="A blue and white graph&#10;&#10;AI-generated content may be incorrect."/>
+          <wp:inline distT="0" distB="0" distL="0" distR="0" wp14:anchorId="7BC04E9B" wp14:editId="03136311">
+            <wp:extent cx="5000368" cy="2645885"/>
+            <wp:effectExtent l="0" t="0" r="3810" b="0"/>
+            <wp:docPr id="1851656968" name="Picture 6" descr="A graph with different colored squares&#10;&#10;AI-generated content may be incorrect."/>
             <wp:cNvGraphicFramePr>
               <a:graphicFrameLocks xmlns:a="http://schemas.openxmlformats.org/drawingml/2006/main" noChangeAspect="1"/>
             </wp:cNvGraphicFramePr>
@@ -9804,7 +9921,7 @@
               <a:graphicData uri="http://schemas.openxmlformats.org/drawingml/2006/picture">
                 <pic:pic xmlns:pic="http://schemas.openxmlformats.org/drawingml/2006/picture">
                   <pic:nvPicPr>
-                    <pic:cNvPr id="572493539" name="Picture 21" descr="A blue and white graph&#10;&#10;AI-generated content may be incorrect."/>
+                    <pic:cNvPr id="1851656968" name="Picture 6" descr="A graph with different colored squares&#10;&#10;AI-generated content may be incorrect."/>
                     <pic:cNvPicPr/>
                   </pic:nvPicPr>
                   <pic:blipFill>
@@ -9822,7 +9939,7 @@
                   <pic:spPr>
                     <a:xfrm>
                       <a:off x="0" y="0"/>
-                      <a:ext cx="4831055" cy="2975922"/>
+                      <a:ext cx="5069181" cy="2682297"/>
                     </a:xfrm>
                     <a:prstGeom prst="rect">
                       <a:avLst/>
@@ -9837,9 +9954,9 @@
     </w:p>
     <w:p>
       <w:pPr>
-        <w:spacing w:before="100" w:beforeAutospacing="1" w:after="100" w:afterAutospacing="1" w:line="240" w:lineRule="auto"/>
-        <w:rPr>
-          <w:rFonts w:ascii="Times New Roman" w:hAnsi="Times New Roman" w:cs="Times New Roman"/>
+        <w:rPr>
+          <w:rFonts w:ascii=".AppleSystemUIFont" w:eastAsia="Times New Roman" w:hAnsi=".AppleSystemUIFont" w:cs="Times New Roman"/>
+          <w:color w:val="0E0E0E"/>
           <w:sz w:val="24"/>
           <w:szCs w:val="24"/>
         </w:rPr>
@@ -9856,42 +9973,47 @@
       </w:r>
       <w:r>
         <w:rPr>
-          <w:rFonts w:ascii="Times New Roman" w:hAnsi="Times New Roman" w:cs="Times New Roman"/>
+          <w:rFonts w:ascii=".AppleSystemUIFont" w:eastAsia="Times New Roman" w:hAnsi=".AppleSystemUIFont" w:cs="Times New Roman"/>
           <w:i/>
           <w:iCs/>
-          <w:sz w:val="24"/>
-          <w:szCs w:val="24"/>
-        </w:rPr>
-        <w:t>Spatial distribution of surge multipliers across Delhi NCR.</w:t>
-      </w:r>
-      <w:r>
-        <w:rPr>
-          <w:rFonts w:ascii="Times New Roman" w:hAnsi="Times New Roman" w:cs="Times New Roman"/>
-          <w:sz w:val="24"/>
-          <w:szCs w:val="24"/>
-        </w:rPr>
-        <w:t xml:space="preserve"> </w:t>
-      </w:r>
-      <w:r>
-        <w:rPr>
-          <w:rFonts w:ascii="Times New Roman" w:hAnsi="Times New Roman" w:cs="Times New Roman"/>
-          <w:sz w:val="24"/>
-          <w:szCs w:val="24"/>
-        </w:rPr>
-        <w:t>This heatmap illustrates localized surge intensity across major pickup zones and hours of the day. High surge regions correspond to concentrated demand zones during morning and evening peaks, reflecting fare inflation under demand–supply imbalance.</w:t>
-      </w:r>
-    </w:p>
-    <w:p>
-      <w:pPr>
-        <w:pStyle w:val="Heading2"/>
-        <w:keepNext/>
-        <w:spacing w:before="100" w:beforeAutospacing="1" w:after="100" w:afterAutospacing="1"/>
-      </w:pPr>
-      <w:bookmarkStart w:id="52" w:name="_Toc212217507"/>
-      <w:r>
-        <w:t>5.4 Operational Insights</w:t>
-      </w:r>
-      <w:bookmarkEnd w:id="52"/>
+          <w:color w:val="0E0E0E"/>
+          <w:sz w:val="24"/>
+          <w:szCs w:val="24"/>
+        </w:rPr>
+        <w:t>Spatial distribution of surge multipliers across weekdays in the Delhi NCR region.</w:t>
+      </w:r>
+      <w:r>
+        <w:rPr>
+          <w:rFonts w:ascii=".AppleSystemUIFont" w:eastAsia="Times New Roman" w:hAnsi=".AppleSystemUIFont" w:cs="Times New Roman"/>
+          <w:color w:val="0E0E0E"/>
+          <w:sz w:val="24"/>
+          <w:szCs w:val="24"/>
+        </w:rPr>
+        <w:t xml:space="preserve"> The heatmap illustrates relative surge intensity by hour of day, normalized against baseline demand levels. The highest surge multipliers occur consistently around 6:00 PM (Hour 18) on </w:t>
+      </w:r>
+      <w:r>
+        <w:rPr>
+          <w:rFonts w:ascii=".AppleSystemUIFont" w:eastAsia="Times New Roman" w:hAnsi=".AppleSystemUIFont" w:cs="Times New Roman"/>
+          <w:color w:val="0E0E0E"/>
+          <w:sz w:val="24"/>
+          <w:szCs w:val="24"/>
+        </w:rPr>
+        <w:t>Monday</w:t>
+      </w:r>
+      <w:r>
+        <w:rPr>
+          <w:rFonts w:ascii=".AppleSystemUIFont" w:eastAsia="Times New Roman" w:hAnsi=".AppleSystemUIFont" w:cs="Times New Roman"/>
+          <w:color w:val="0E0E0E"/>
+          <w:sz w:val="24"/>
+          <w:szCs w:val="24"/>
+        </w:rPr>
+        <w:t>, reflecting the evening peak period, while weekends display more balanced surge behavior with lower overall volatility.</w:t>
+      </w:r>
+    </w:p>
+    <w:p>
+      <w:pPr>
+        <w:spacing w:before="100" w:beforeAutospacing="1" w:after="100" w:afterAutospacing="1" w:line="240" w:lineRule="auto"/>
+      </w:pPr>
     </w:p>
     <w:p>
       <w:pPr>
@@ -9899,11 +10021,11 @@
         <w:keepNext/>
         <w:spacing w:before="100" w:beforeAutospacing="1" w:after="100" w:afterAutospacing="1"/>
       </w:pPr>
-      <w:bookmarkStart w:id="53" w:name="_Toc212217508"/>
+      <w:bookmarkStart w:id="52" w:name="_Toc212217508"/>
       <w:r>
         <w:t>5.4.1 Service Fulfillment and Cancellations</w:t>
       </w:r>
-      <w:bookmarkEnd w:id="53"/>
+      <w:bookmarkEnd w:id="52"/>
     </w:p>
     <w:p>
       <w:pPr>
@@ -9939,7 +10061,33 @@
           <w:sz w:val="24"/>
           <w:szCs w:val="24"/>
         </w:rPr>
-        <w:t>As shown in Figure 14, total ride requests surge during 7:00–9:00 AM and 8:00–10:00 PM, accompanied by modest drops in fulfillment efficiency and slightly higher cancellation rates, highlighting operational bottlenecks during peak hours.</w:t>
+        <w:t>As shown in Figure 14, both the empirical demand heatmap and the corresponding rate curves follow a consistent hourly rhythm.</w:t>
+      </w:r>
+    </w:p>
+    <w:p>
+      <w:pPr>
+        <w:spacing w:before="100" w:beforeAutospacing="1" w:after="100" w:afterAutospacing="1" w:line="240" w:lineRule="auto"/>
+        <w:rPr>
+          <w:rFonts w:ascii="Times New Roman" w:hAnsi="Times New Roman" w:cs="Times New Roman"/>
+          <w:sz w:val="24"/>
+          <w:szCs w:val="24"/>
+        </w:rPr>
+      </w:pPr>
+      <w:r>
+        <w:rPr>
+          <w:rFonts w:ascii="Times New Roman" w:hAnsi="Times New Roman" w:cs="Times New Roman"/>
+          <w:sz w:val="24"/>
+          <w:szCs w:val="24"/>
+        </w:rPr>
+        <w:t>The evening peak period (17:00–19:00) exhibits a measurable dip in fulfillment rate and a modest rise in cancellations, underscoring operational pressure during rush hours.</w:t>
+      </w:r>
+      <w:r>
+        <w:rPr>
+          <w:rFonts w:ascii="Times New Roman" w:hAnsi="Times New Roman" w:cs="Times New Roman"/>
+          <w:sz w:val="24"/>
+          <w:szCs w:val="24"/>
+        </w:rPr>
+        <w:t xml:space="preserve"> These recurring patterns highlight operational bottlenecks that emerge during commuter rush hours, underscoring the importance of dynamic driver allocation and surge moderation strategies to maintain service reliability.</w:t>
       </w:r>
     </w:p>
     <w:p>
@@ -9959,12 +10107,11 @@
           <w:sz w:val="24"/>
           <w:szCs w:val="24"/>
         </w:rPr>
-        <w:lastRenderedPageBreak/>
         <w:drawing>
-          <wp:inline distT="0" distB="0" distL="0" distR="0" wp14:anchorId="75DEF2CE" wp14:editId="7D3505BD">
-            <wp:extent cx="4908550" cy="2428171"/>
+          <wp:inline distT="0" distB="0" distL="0" distR="0" wp14:anchorId="59BF936B" wp14:editId="79E8A1B4">
+            <wp:extent cx="4094205" cy="4027979"/>
             <wp:effectExtent l="0" t="0" r="0" b="0"/>
-            <wp:docPr id="1090181887" name="Picture 23" descr="A graph with a red line and a green line&#10;&#10;AI-generated content may be incorrect."/>
+            <wp:docPr id="589946214" name="Picture 5" descr="A graph and diagram with a red line&#10;&#10;AI-generated content may be incorrect."/>
             <wp:cNvGraphicFramePr>
               <a:graphicFrameLocks xmlns:a="http://schemas.openxmlformats.org/drawingml/2006/main" noChangeAspect="1"/>
             </wp:cNvGraphicFramePr>
@@ -9972,7 +10119,7 @@
               <a:graphicData uri="http://schemas.openxmlformats.org/drawingml/2006/picture">
                 <pic:pic xmlns:pic="http://schemas.openxmlformats.org/drawingml/2006/picture">
                   <pic:nvPicPr>
-                    <pic:cNvPr id="1090181887" name="Picture 23" descr="A graph with a red line and a green line&#10;&#10;AI-generated content may be incorrect."/>
+                    <pic:cNvPr id="589946214" name="Picture 5" descr="A graph and diagram with a red line&#10;&#10;AI-generated content may be incorrect."/>
                     <pic:cNvPicPr/>
                   </pic:nvPicPr>
                   <pic:blipFill>
@@ -9990,7 +10137,7 @@
                   <pic:spPr>
                     <a:xfrm>
                       <a:off x="0" y="0"/>
-                      <a:ext cx="5273645" cy="2608777"/>
+                      <a:ext cx="4155116" cy="4087905"/>
                     </a:xfrm>
                     <a:prstGeom prst="rect">
                       <a:avLst/>
@@ -10030,50 +10177,113 @@
           <w:sz w:val="24"/>
           <w:szCs w:val="24"/>
         </w:rPr>
-        <w:t>Hourly ride demand, fulfillment efficiency, and cancellation rates across the Delhi NCR region.</w:t>
-      </w:r>
-      <w:r>
-        <w:rPr>
-          <w:rFonts w:ascii="Times New Roman" w:hAnsi="Times New Roman" w:cs="Times New Roman"/>
-          <w:sz w:val="24"/>
-          <w:szCs w:val="24"/>
-        </w:rPr>
-        <w:t xml:space="preserve"> The chart shows that total ride requests peak during morning (7:00–9:00 AM) and evening (8:00–10:00 PM) hours, coinciding with slight declines in fulfillment efficiency and increased cancellations, indicating demand–supply strain during rush hours.</w:t>
+        <w:t xml:space="preserve">Hourly ride demand and operational performance during Week 7 </w:t>
+      </w:r>
+      <w:r>
+        <w:rPr>
+          <w:rFonts w:ascii="Times New Roman" w:hAnsi="Times New Roman" w:cs="Times New Roman"/>
+          <w:i/>
+          <w:iCs/>
+          <w:sz w:val="24"/>
+          <w:szCs w:val="24"/>
+        </w:rPr>
+        <w:t>in</w:t>
+      </w:r>
+      <w:r>
+        <w:rPr>
+          <w:rFonts w:ascii="Times New Roman" w:hAnsi="Times New Roman" w:cs="Times New Roman"/>
+          <w:i/>
+          <w:iCs/>
+          <w:sz w:val="24"/>
+          <w:szCs w:val="24"/>
+        </w:rPr>
+        <w:t xml:space="preserve"> Delhi NCR</w:t>
+      </w:r>
+      <w:r>
+        <w:rPr>
+          <w:rFonts w:ascii="Times New Roman" w:hAnsi="Times New Roman" w:cs="Times New Roman"/>
+          <w:sz w:val="24"/>
+          <w:szCs w:val="24"/>
+        </w:rPr>
+        <w:t>.</w:t>
+      </w:r>
+      <w:r>
+        <w:rPr>
+          <w:rFonts w:ascii="Times New Roman" w:hAnsi="Times New Roman" w:cs="Times New Roman"/>
+          <w:sz w:val="24"/>
+          <w:szCs w:val="24"/>
+        </w:rPr>
+        <w:t xml:space="preserve"> </w:t>
+      </w:r>
+      <w:r>
+        <w:rPr>
+          <w:rFonts w:ascii="Times New Roman" w:hAnsi="Times New Roman" w:cs="Times New Roman"/>
+          <w:sz w:val="24"/>
+          <w:szCs w:val="24"/>
+        </w:rPr>
+        <w:t>Panel (A) shows the empirical ride demand heatmap, with clear evening peaks around 18:00 hours</w:t>
+      </w:r>
+      <w:r>
+        <w:rPr>
+          <w:rFonts w:ascii="Times New Roman" w:hAnsi="Times New Roman" w:cs="Times New Roman"/>
+          <w:sz w:val="24"/>
+          <w:szCs w:val="24"/>
+        </w:rPr>
+        <w:t xml:space="preserve">. </w:t>
+      </w:r>
+      <w:r>
+        <w:rPr>
+          <w:rFonts w:ascii="Times New Roman" w:hAnsi="Times New Roman" w:cs="Times New Roman"/>
+          <w:sz w:val="24"/>
+          <w:szCs w:val="24"/>
+        </w:rPr>
+        <w:t>Panel (B) displays fulfillment and cancellation rates plotted using the same hourly intervals, illustrating mild efficiency declines and elevated cancellations during high-demand periods.</w:t>
       </w:r>
     </w:p>
     <w:p>
       <w:pPr>
         <w:pStyle w:val="Heading3"/>
+        <w:keepNext/>
         <w:spacing w:before="100" w:beforeAutospacing="1" w:after="100" w:afterAutospacing="1"/>
       </w:pPr>
-      <w:bookmarkStart w:id="54" w:name="_Toc212217509"/>
+      <w:bookmarkStart w:id="53" w:name="_Toc212217509"/>
       <w:r>
         <w:t>5.4.2 Fleet Utilization and Spatial Imbalance</w:t>
       </w:r>
-      <w:bookmarkEnd w:id="54"/>
-    </w:p>
-    <w:p>
-      <w:pPr>
-        <w:spacing w:before="100" w:beforeAutospacing="1" w:after="100" w:afterAutospacing="1" w:line="240" w:lineRule="auto"/>
-        <w:rPr>
-          <w:rFonts w:ascii="Times New Roman" w:hAnsi="Times New Roman" w:cs="Times New Roman"/>
-          <w:sz w:val="24"/>
-          <w:szCs w:val="24"/>
-        </w:rPr>
-      </w:pPr>
-      <w:r>
-        <w:rPr>
-          <w:rFonts w:ascii="Times New Roman" w:hAnsi="Times New Roman" w:cs="Times New Roman"/>
-          <w:sz w:val="24"/>
-          <w:szCs w:val="24"/>
-        </w:rPr>
-        <w:t>Driver allocation patterns revealed substantial cross-regional movement rather than purely intra-district activity. The heatmap in Figure 15 shows that peripheral areas such as Dwarka Sector 21 and Udyog Vihar exhibited high outbound and inbound trip volumes with central and southern regions. This suggests that ride-hailing demand in the Delhi NCR region extends well beyond traditional business districts, reflecting expanding suburban mobility corridors and a more distributed network of activity centers.</w:t>
-      </w:r>
+      <w:bookmarkEnd w:id="53"/>
     </w:p>
     <w:p>
       <w:pPr>
         <w:keepNext/>
         <w:spacing w:before="100" w:beforeAutospacing="1" w:after="100" w:afterAutospacing="1" w:line="240" w:lineRule="auto"/>
+        <w:rPr>
+          <w:rFonts w:ascii="Times New Roman" w:hAnsi="Times New Roman" w:cs="Times New Roman"/>
+          <w:sz w:val="24"/>
+          <w:szCs w:val="24"/>
+        </w:rPr>
+      </w:pPr>
+      <w:r>
+        <w:rPr>
+          <w:rFonts w:ascii="Times New Roman" w:hAnsi="Times New Roman" w:cs="Times New Roman"/>
+          <w:sz w:val="24"/>
+          <w:szCs w:val="24"/>
+        </w:rPr>
+        <w:t xml:space="preserve">Driver allocation patterns revealed substantial cross-regional movement rather than purely intra-district activity. The heatmap in Figure 15 shows that peripheral areas such as Dwarka Sector 21 and Udyog Vihar exhibited high outbound and inbound trip volumes with central </w:t>
+      </w:r>
+      <w:r>
+        <w:rPr>
+          <w:rFonts w:ascii="Times New Roman" w:hAnsi="Times New Roman" w:cs="Times New Roman"/>
+          <w:sz w:val="24"/>
+          <w:szCs w:val="24"/>
+        </w:rPr>
+        <w:lastRenderedPageBreak/>
+        <w:t>and southern regions. This suggests that ride-hailing demand in the Delhi NCR region extends well beyond traditional business districts, reflecting expanding suburban mobility corridors and a more distributed network of activity centers.</w:t>
+      </w:r>
+    </w:p>
+    <w:p>
+      <w:pPr>
+        <w:keepNext/>
+        <w:spacing w:before="100" w:beforeAutospacing="1" w:after="100" w:afterAutospacing="1" w:line="240" w:lineRule="auto"/>
         <w:jc w:val="center"/>
         <w:rPr>
           <w:rFonts w:ascii="Times New Roman" w:hAnsi="Times New Roman" w:cs="Times New Roman"/>
@@ -10088,7 +10298,6 @@
           <w:sz w:val="24"/>
           <w:szCs w:val="24"/>
         </w:rPr>
-        <w:lastRenderedPageBreak/>
         <w:drawing>
           <wp:inline distT="0" distB="0" distL="0" distR="0" wp14:anchorId="30E5A6A4" wp14:editId="77E07734">
             <wp:extent cx="3891868" cy="3480518"/>
@@ -10176,11 +10385,11 @@
         <w:pStyle w:val="Heading2"/>
         <w:spacing w:before="100" w:beforeAutospacing="1" w:after="100" w:afterAutospacing="1"/>
       </w:pPr>
-      <w:bookmarkStart w:id="55" w:name="_Toc212217510"/>
+      <w:bookmarkStart w:id="54" w:name="_Toc212217510"/>
       <w:r>
         <w:t>5.5 Fairness and Sustainability Evaluation</w:t>
       </w:r>
-      <w:bookmarkEnd w:id="55"/>
+      <w:bookmarkEnd w:id="54"/>
     </w:p>
     <w:p>
       <w:pPr>
@@ -10348,11 +10557,11 @@
         <w:pStyle w:val="Heading2"/>
         <w:spacing w:before="100" w:beforeAutospacing="1" w:after="100" w:afterAutospacing="1"/>
       </w:pPr>
-      <w:bookmarkStart w:id="56" w:name="_Toc212217511"/>
+      <w:bookmarkStart w:id="55" w:name="_Toc212217511"/>
       <w:r>
         <w:t>5.6 Summary of Findings</w:t>
       </w:r>
-      <w:bookmarkEnd w:id="56"/>
+      <w:bookmarkEnd w:id="55"/>
     </w:p>
     <w:p>
       <w:pPr>
@@ -10426,7 +10635,7 @@
           <w:szCs w:val="24"/>
         </w:rPr>
       </w:pPr>
-      <w:bookmarkStart w:id="57" w:name="_Toc212217512"/>
+      <w:bookmarkStart w:id="56" w:name="_Toc212217512"/>
       <w:r>
         <w:rPr>
           <w:szCs w:val="24"/>
@@ -10440,6 +10649,268 @@
         </w:rPr>
         <w:t>Discussion</w:t>
       </w:r>
+      <w:bookmarkEnd w:id="56"/>
+    </w:p>
+    <w:p>
+      <w:pPr>
+        <w:spacing w:before="100" w:beforeAutospacing="1" w:after="100" w:afterAutospacing="1" w:line="240" w:lineRule="auto"/>
+        <w:rPr>
+          <w:rFonts w:ascii="Times New Roman" w:hAnsi="Times New Roman" w:cs="Times New Roman"/>
+          <w:sz w:val="24"/>
+          <w:szCs w:val="24"/>
+        </w:rPr>
+      </w:pPr>
+      <w:r>
+        <w:rPr>
+          <w:rFonts w:ascii="Times New Roman" w:hAnsi="Times New Roman" w:cs="Times New Roman"/>
+          <w:sz w:val="24"/>
+          <w:szCs w:val="24"/>
+        </w:rPr>
+        <w:t>The findings of this study demonstrate that machine learning–based optimization can substantially improve the operational performance, fairness, and sustainability of ride-hailing systems in the Delhi NCR region. The integrated predictive and optimization framework effectively aligned resource distribution with demand patterns while minimizing emissions and idle kilometers. The optimized dispatch model reduced geographic disparities in trip allocation by approximately 12 percent and achieved a 9 percent decrease in total estimated fleet emissions, as shown in Figure 16. These outcomes indicate that predictive modeling and optimization can jointly address service equity and environmental efficiency without compromising operational effectiveness.</w:t>
+      </w:r>
+    </w:p>
+    <w:p>
+      <w:pPr>
+        <w:spacing w:before="100" w:beforeAutospacing="1" w:after="100" w:afterAutospacing="1" w:line="240" w:lineRule="auto"/>
+        <w:rPr>
+          <w:rFonts w:ascii="Times New Roman" w:hAnsi="Times New Roman" w:cs="Times New Roman"/>
+          <w:sz w:val="24"/>
+          <w:szCs w:val="24"/>
+        </w:rPr>
+      </w:pPr>
+      <w:r>
+        <w:rPr>
+          <w:rFonts w:ascii="Times New Roman" w:hAnsi="Times New Roman" w:cs="Times New Roman"/>
+          <w:sz w:val="24"/>
+          <w:szCs w:val="24"/>
+        </w:rPr>
+        <w:t>The observed improvements are consistent with previous studies emphasizing the benefits of fairness-aware algorithms and adaptive rebalancing for mobility platforms. Guo, Xu, Zhuang, Zheng, and Zhao (2024) demonstrated that fairness-enhancing vehicle allocation improves accessibility for underserved regions without reducing efficiency, a finding that parallels this study’s results. Similarly, Zhao, Chen, Zhang, and Zhou (2022) and Zhou, Wang, Jiao, and Du (2025) reported that integrating fairness and pricing mechanisms within dispatch frameworks can balance profitability with equitable service delivery. The emission reductions observed here also align with the results of Liu, Jia, Ye, and Qu (2022) and Li, Li, Ma, and Lo (2025), who identified machine learning as a critical enabler of operational sustainability through predictive routing and demand forecasting. Collectively, these parallels strengthen the validity of this study’s results and underscore the growing importance of fairness and sustainability as dual objectives in transportation analytics.</w:t>
+      </w:r>
+    </w:p>
+    <w:p>
+      <w:pPr>
+        <w:spacing w:before="100" w:beforeAutospacing="1" w:after="100" w:afterAutospacing="1" w:line="240" w:lineRule="auto"/>
+        <w:rPr>
+          <w:rFonts w:ascii="Times New Roman" w:hAnsi="Times New Roman" w:cs="Times New Roman"/>
+          <w:sz w:val="24"/>
+          <w:szCs w:val="24"/>
+        </w:rPr>
+      </w:pPr>
+      <w:r>
+        <w:rPr>
+          <w:rFonts w:ascii="Times New Roman" w:hAnsi="Times New Roman" w:cs="Times New Roman"/>
+          <w:sz w:val="24"/>
+          <w:szCs w:val="24"/>
+        </w:rPr>
+        <w:t>The results further support the study’s central hypothesis that algorithmic optimization can simultaneously advance efficiency, equity, and sustainability. By integrating fairness constraints and emissions-based penalties into the dispatch process, the model achieved a balanced allocation of vehicles and improved routing performance. These outcomes suggest that artificial intelligence can be leveraged not only for commercial optimization but also to achieve socially responsible operational goals, particularly when applied within a unified multi-objective framework.</w:t>
+      </w:r>
+    </w:p>
+    <w:p>
+      <w:pPr>
+        <w:spacing w:before="100" w:beforeAutospacing="1" w:after="100" w:afterAutospacing="1" w:line="240" w:lineRule="auto"/>
+        <w:rPr>
+          <w:rFonts w:ascii="Times New Roman" w:hAnsi="Times New Roman" w:cs="Times New Roman"/>
+          <w:sz w:val="24"/>
+          <w:szCs w:val="24"/>
+        </w:rPr>
+      </w:pPr>
+      <w:r>
+        <w:rPr>
+          <w:rFonts w:ascii="Times New Roman" w:hAnsi="Times New Roman" w:cs="Times New Roman"/>
+          <w:sz w:val="24"/>
+          <w:szCs w:val="24"/>
+        </w:rPr>
+        <w:t xml:space="preserve">Despite the positive outcomes, several limitations should be acknowledged. First, the emission estimates were derived from modeled emission factors rather than direct telematics data, which introduces potential </w:t>
+      </w:r>
+      <w:r>
+        <w:rPr>
+          <w:rFonts w:ascii="Times New Roman" w:hAnsi="Times New Roman" w:cs="Times New Roman"/>
+          <w:sz w:val="24"/>
+          <w:szCs w:val="24"/>
+        </w:rPr>
+        <w:t>errors</w:t>
+      </w:r>
+      <w:r>
+        <w:rPr>
+          <w:rFonts w:ascii="Times New Roman" w:hAnsi="Times New Roman" w:cs="Times New Roman"/>
+          <w:sz w:val="24"/>
+          <w:szCs w:val="24"/>
+        </w:rPr>
+        <w:t xml:space="preserve"> </w:t>
+      </w:r>
+      <w:r>
+        <w:rPr>
+          <w:rFonts w:ascii="Times New Roman" w:hAnsi="Times New Roman" w:cs="Times New Roman"/>
+          <w:sz w:val="24"/>
+          <w:szCs w:val="24"/>
+        </w:rPr>
+        <w:t>in approximation</w:t>
+      </w:r>
+      <w:r>
+        <w:rPr>
+          <w:rFonts w:ascii="Times New Roman" w:hAnsi="Times New Roman" w:cs="Times New Roman"/>
+          <w:sz w:val="24"/>
+          <w:szCs w:val="24"/>
+        </w:rPr>
+        <w:t xml:space="preserve">. Second, fairness was evaluated solely </w:t>
+      </w:r>
+      <w:r>
+        <w:rPr>
+          <w:rFonts w:ascii="Times New Roman" w:hAnsi="Times New Roman" w:cs="Times New Roman"/>
+          <w:sz w:val="24"/>
+          <w:szCs w:val="24"/>
+        </w:rPr>
+        <w:t>based</w:t>
+      </w:r>
+      <w:r>
+        <w:rPr>
+          <w:rFonts w:ascii="Times New Roman" w:hAnsi="Times New Roman" w:cs="Times New Roman"/>
+          <w:sz w:val="24"/>
+          <w:szCs w:val="24"/>
+        </w:rPr>
+        <w:t xml:space="preserve"> o</w:t>
+      </w:r>
+      <w:r>
+        <w:rPr>
+          <w:rFonts w:ascii="Times New Roman" w:hAnsi="Times New Roman" w:cs="Times New Roman"/>
+          <w:sz w:val="24"/>
+          <w:szCs w:val="24"/>
+        </w:rPr>
+        <w:t>n</w:t>
+      </w:r>
+      <w:r>
+        <w:rPr>
+          <w:rFonts w:ascii="Times New Roman" w:hAnsi="Times New Roman" w:cs="Times New Roman"/>
+          <w:sz w:val="24"/>
+          <w:szCs w:val="24"/>
+        </w:rPr>
+        <w:t xml:space="preserve"> geographic distribution, while temporal and demographic equity were not included due to data limitations. Third, the analysis focused on a single metropolitan region, which may limit the generalizability of the findings to cities with distinct traffic, socioeconomic, or infrastructural characteristics. Future studies could enhance this framework by incorporating sensor-based vehicle data, real-time emissions tracking, and fairness metrics that encompass income and temporal dimensions.</w:t>
+      </w:r>
+    </w:p>
+    <w:p>
+      <w:pPr>
+        <w:spacing w:before="100" w:beforeAutospacing="1" w:after="100" w:afterAutospacing="1" w:line="240" w:lineRule="auto"/>
+        <w:rPr>
+          <w:rFonts w:ascii="Times New Roman" w:hAnsi="Times New Roman" w:cs="Times New Roman"/>
+          <w:sz w:val="24"/>
+          <w:szCs w:val="24"/>
+        </w:rPr>
+      </w:pPr>
+      <w:r>
+        <w:rPr>
+          <w:rFonts w:ascii="Times New Roman" w:hAnsi="Times New Roman" w:cs="Times New Roman"/>
+          <w:sz w:val="24"/>
+          <w:szCs w:val="24"/>
+        </w:rPr>
+        <w:t xml:space="preserve">The practical implications of this study extend to both policymakers and ride-hailing operators. For service providers, the results demonstrate that embedding fairness and sustainability objectives within predictive dispatch models can reduce inefficiencies and environmental impact while maintaining profitability. For policymakers, these findings provide empirical evidence </w:t>
+      </w:r>
+      <w:r>
+        <w:rPr>
+          <w:rFonts w:ascii="Times New Roman" w:hAnsi="Times New Roman" w:cs="Times New Roman"/>
+          <w:sz w:val="24"/>
+          <w:szCs w:val="24"/>
+        </w:rPr>
+        <w:t>in</w:t>
+      </w:r>
+      <w:r>
+        <w:rPr>
+          <w:rFonts w:ascii="Times New Roman" w:hAnsi="Times New Roman" w:cs="Times New Roman"/>
+          <w:sz w:val="24"/>
+          <w:szCs w:val="24"/>
+        </w:rPr>
+        <w:t xml:space="preserve"> </w:t>
+      </w:r>
+      <w:r>
+        <w:rPr>
+          <w:rFonts w:ascii="Times New Roman" w:hAnsi="Times New Roman" w:cs="Times New Roman"/>
+          <w:sz w:val="24"/>
+          <w:szCs w:val="24"/>
+        </w:rPr>
+        <w:t>support</w:t>
+      </w:r>
+      <w:r>
+        <w:rPr>
+          <w:rFonts w:ascii="Times New Roman" w:hAnsi="Times New Roman" w:cs="Times New Roman"/>
+          <w:sz w:val="24"/>
+          <w:szCs w:val="24"/>
+        </w:rPr>
+        <w:t xml:space="preserve"> of </w:t>
+      </w:r>
+      <w:r>
+        <w:rPr>
+          <w:rFonts w:ascii="Times New Roman" w:hAnsi="Times New Roman" w:cs="Times New Roman"/>
+          <w:sz w:val="24"/>
+          <w:szCs w:val="24"/>
+        </w:rPr>
+        <w:t xml:space="preserve">adopting </w:t>
+      </w:r>
+      <w:r>
+        <w:rPr>
+          <w:rFonts w:ascii="Times New Roman" w:hAnsi="Times New Roman" w:cs="Times New Roman"/>
+          <w:sz w:val="24"/>
+          <w:szCs w:val="24"/>
+        </w:rPr>
+        <w:t xml:space="preserve">regulatory frameworks that incentivize equitable and sustainable mobility systems. Future research could extend this work by examining how fairness-aware optimization interacts with electric vehicle integration, renewable energy scheduling, and dynamic pricing. Expanding the scope to include multiple </w:t>
+      </w:r>
+      <w:r>
+        <w:rPr>
+          <w:rFonts w:ascii="Times New Roman" w:hAnsi="Times New Roman" w:cs="Times New Roman"/>
+          <w:sz w:val="24"/>
+          <w:szCs w:val="24"/>
+        </w:rPr>
+        <w:lastRenderedPageBreak/>
+        <w:t>metropolitan regions would also facilitate evaluation of the model’s scalability and robustness across diverse urban contexts.</w:t>
+      </w:r>
+    </w:p>
+    <w:p>
+      <w:pPr>
+        <w:spacing w:before="100" w:beforeAutospacing="1" w:after="100" w:afterAutospacing="1" w:line="240" w:lineRule="auto"/>
+        <w:rPr>
+          <w:rFonts w:ascii="Times New Roman" w:hAnsi="Times New Roman" w:cs="Times New Roman"/>
+          <w:sz w:val="24"/>
+          <w:szCs w:val="24"/>
+        </w:rPr>
+      </w:pPr>
+      <w:r>
+        <w:rPr>
+          <w:rFonts w:ascii="Times New Roman" w:hAnsi="Times New Roman" w:cs="Times New Roman"/>
+          <w:sz w:val="24"/>
+          <w:szCs w:val="24"/>
+        </w:rPr>
+        <w:br w:type="page"/>
+      </w:r>
+    </w:p>
+    <w:p>
+      <w:pPr>
+        <w:spacing w:before="100" w:beforeAutospacing="1" w:after="100" w:afterAutospacing="1" w:line="240" w:lineRule="auto"/>
+        <w:rPr>
+          <w:rFonts w:ascii="Times New Roman" w:hAnsi="Times New Roman" w:cs="Times New Roman"/>
+          <w:sz w:val="24"/>
+          <w:szCs w:val="24"/>
+        </w:rPr>
+      </w:pPr>
+    </w:p>
+    <w:p>
+      <w:pPr>
+        <w:pStyle w:val="Heading1"/>
+        <w:spacing w:before="100" w:beforeAutospacing="1" w:after="100" w:afterAutospacing="1" w:line="240" w:lineRule="auto"/>
+        <w:rPr>
+          <w:szCs w:val="24"/>
+        </w:rPr>
+      </w:pPr>
+      <w:bookmarkStart w:id="57" w:name="_Toc212217513"/>
+      <w:r>
+        <w:rPr>
+          <w:szCs w:val="24"/>
+        </w:rPr>
+        <w:t xml:space="preserve">VII.  </w:t>
+      </w:r>
+      <w:r>
+        <w:rPr>
+          <w:szCs w:val="24"/>
+        </w:rPr>
+        <w:t>Conclusion</w:t>
+      </w:r>
       <w:bookmarkEnd w:id="57"/>
     </w:p>
     <w:p>
@@ -10457,192 +10928,131 @@
           <w:sz w:val="24"/>
           <w:szCs w:val="24"/>
         </w:rPr>
-        <w:t>The findings of this study demonstrate that machine learning–based optimization can substantially improve the operational performance, fairness, and sustainability of ride-hailing systems in the Delhi NCR region. The integrated predictive and optimization framework effectively aligned resource distribution with demand patterns while minimizing emissions and idle kilometers. The optimized dispatch model reduced geographic disparities in trip allocation by approximately 12 percent and achieved a 9 percent decrease in total estimated fleet emissions, as shown in Figure 16. These outcomes indicate that predictive modeling and optimization can jointly address service equity and environmental efficiency without compromising operational effectiveness.</w:t>
-      </w:r>
-    </w:p>
-    <w:p>
-      <w:pPr>
-        <w:spacing w:before="100" w:beforeAutospacing="1" w:after="100" w:afterAutospacing="1" w:line="240" w:lineRule="auto"/>
-        <w:rPr>
-          <w:rFonts w:ascii="Times New Roman" w:hAnsi="Times New Roman" w:cs="Times New Roman"/>
-          <w:sz w:val="24"/>
-          <w:szCs w:val="24"/>
-        </w:rPr>
-      </w:pPr>
-      <w:r>
-        <w:rPr>
-          <w:rFonts w:ascii="Times New Roman" w:hAnsi="Times New Roman" w:cs="Times New Roman"/>
-          <w:sz w:val="24"/>
-          <w:szCs w:val="24"/>
-        </w:rPr>
-        <w:t>The observed improvements are consistent with previous studies emphasizing the benefits of fairness-aware algorithms and adaptive rebalancing for mobility platforms. Guo, Xu, Zhuang, Zheng, and Zhao (2024) demonstrated that fairness-enhancing vehicle allocation improves accessibility for underserved regions without reducing efficiency, a finding that parallels this study’s results. Similarly, Zhao, Chen, Zhang, and Zhou (2022) and Zhou, Wang, Jiao, and Du (2025) reported that integrating fairness and pricing mechanisms within dispatch frameworks can balance profitability with equitable service delivery. The emission reductions observed here also align with the results of Liu, Jia, Ye, and Qu (2022) and Li, Li, Ma, and Lo (2025), who identified machine learning as a critical enabler of operational sustainability through predictive routing and demand forecasting. Collectively, these parallels strengthen the validity of this study’s results and underscore the growing importance of fairness and sustainability as dual objectives in transportation analytics.</w:t>
-      </w:r>
-    </w:p>
-    <w:p>
-      <w:pPr>
-        <w:spacing w:before="100" w:beforeAutospacing="1" w:after="100" w:afterAutospacing="1" w:line="240" w:lineRule="auto"/>
-        <w:rPr>
-          <w:rFonts w:ascii="Times New Roman" w:hAnsi="Times New Roman" w:cs="Times New Roman"/>
-          <w:sz w:val="24"/>
-          <w:szCs w:val="24"/>
-        </w:rPr>
-      </w:pPr>
-      <w:r>
-        <w:rPr>
-          <w:rFonts w:ascii="Times New Roman" w:hAnsi="Times New Roman" w:cs="Times New Roman"/>
-          <w:sz w:val="24"/>
-          <w:szCs w:val="24"/>
-        </w:rPr>
-        <w:t>The results further support the study’s central hypothesis that algorithmic optimization can simultaneously advance efficiency, equity, and sustainability. By integrating fairness constraints and emissions-based penalties into the dispatch process, the model achieved a balanced allocation of vehicles and improved routing performance. These outcomes suggest that artificial intelligence can be leveraged not only for commercial optimization but also to achieve socially responsible operational goals, particularly when applied within a unified multi-objective framework.</w:t>
-      </w:r>
-    </w:p>
-    <w:p>
-      <w:pPr>
-        <w:spacing w:before="100" w:beforeAutospacing="1" w:after="100" w:afterAutospacing="1" w:line="240" w:lineRule="auto"/>
-        <w:rPr>
-          <w:rFonts w:ascii="Times New Roman" w:hAnsi="Times New Roman" w:cs="Times New Roman"/>
-          <w:sz w:val="24"/>
-          <w:szCs w:val="24"/>
-        </w:rPr>
-      </w:pPr>
-      <w:r>
-        <w:rPr>
-          <w:rFonts w:ascii="Times New Roman" w:hAnsi="Times New Roman" w:cs="Times New Roman"/>
-          <w:sz w:val="24"/>
-          <w:szCs w:val="24"/>
-        </w:rPr>
-        <w:t xml:space="preserve">Despite the positive outcomes, several limitations should be acknowledged. First, the emission estimates were derived from modeled emission factors rather than direct telematics data, which introduces potential </w:t>
-      </w:r>
-      <w:r>
-        <w:rPr>
-          <w:rFonts w:ascii="Times New Roman" w:hAnsi="Times New Roman" w:cs="Times New Roman"/>
-          <w:sz w:val="24"/>
-          <w:szCs w:val="24"/>
-        </w:rPr>
-        <w:t>errors</w:t>
-      </w:r>
-      <w:r>
-        <w:rPr>
-          <w:rFonts w:ascii="Times New Roman" w:hAnsi="Times New Roman" w:cs="Times New Roman"/>
-          <w:sz w:val="24"/>
-          <w:szCs w:val="24"/>
-        </w:rPr>
-        <w:t xml:space="preserve"> </w:t>
-      </w:r>
-      <w:r>
-        <w:rPr>
-          <w:rFonts w:ascii="Times New Roman" w:hAnsi="Times New Roman" w:cs="Times New Roman"/>
-          <w:sz w:val="24"/>
-          <w:szCs w:val="24"/>
-        </w:rPr>
-        <w:t>in approximation</w:t>
-      </w:r>
-      <w:r>
-        <w:rPr>
-          <w:rFonts w:ascii="Times New Roman" w:hAnsi="Times New Roman" w:cs="Times New Roman"/>
-          <w:sz w:val="24"/>
-          <w:szCs w:val="24"/>
-        </w:rPr>
-        <w:t xml:space="preserve">. Second, fairness was evaluated solely </w:t>
-      </w:r>
-      <w:r>
-        <w:rPr>
-          <w:rFonts w:ascii="Times New Roman" w:hAnsi="Times New Roman" w:cs="Times New Roman"/>
-          <w:sz w:val="24"/>
-          <w:szCs w:val="24"/>
-        </w:rPr>
-        <w:t>based</w:t>
-      </w:r>
-      <w:r>
-        <w:rPr>
-          <w:rFonts w:ascii="Times New Roman" w:hAnsi="Times New Roman" w:cs="Times New Roman"/>
-          <w:sz w:val="24"/>
-          <w:szCs w:val="24"/>
-        </w:rPr>
-        <w:t xml:space="preserve"> o</w:t>
-      </w:r>
-      <w:r>
-        <w:rPr>
-          <w:rFonts w:ascii="Times New Roman" w:hAnsi="Times New Roman" w:cs="Times New Roman"/>
-          <w:sz w:val="24"/>
-          <w:szCs w:val="24"/>
-        </w:rPr>
-        <w:t>n</w:t>
-      </w:r>
-      <w:r>
-        <w:rPr>
-          <w:rFonts w:ascii="Times New Roman" w:hAnsi="Times New Roman" w:cs="Times New Roman"/>
-          <w:sz w:val="24"/>
-          <w:szCs w:val="24"/>
-        </w:rPr>
-        <w:t xml:space="preserve"> geographic distribution, while temporal and demographic equity were not included due to data limitations. Third, the analysis focused on a single metropolitan region, which may limit the generalizability of the findings to cities with distinct traffic, socioeconomic, or infrastructural characteristics. Future studies could enhance this framework by incorporating sensor-based vehicle data, real-time emissions tracking, and fairness metrics that encompass income and temporal dimensions.</w:t>
-      </w:r>
-    </w:p>
-    <w:p>
-      <w:pPr>
-        <w:spacing w:before="100" w:beforeAutospacing="1" w:after="100" w:afterAutospacing="1" w:line="240" w:lineRule="auto"/>
-        <w:rPr>
-          <w:rFonts w:ascii="Times New Roman" w:hAnsi="Times New Roman" w:cs="Times New Roman"/>
-          <w:sz w:val="24"/>
-          <w:szCs w:val="24"/>
-        </w:rPr>
-      </w:pPr>
-      <w:r>
-        <w:rPr>
-          <w:rFonts w:ascii="Times New Roman" w:hAnsi="Times New Roman" w:cs="Times New Roman"/>
-          <w:sz w:val="24"/>
-          <w:szCs w:val="24"/>
-        </w:rPr>
-        <w:t xml:space="preserve">The practical implications of this study extend to both policymakers and ride-hailing operators. For service providers, the results demonstrate that embedding fairness and sustainability objectives within predictive dispatch models can reduce inefficiencies and environmental impact while maintaining profitability. For policymakers, these findings provide empirical evidence </w:t>
-      </w:r>
-      <w:r>
-        <w:rPr>
-          <w:rFonts w:ascii="Times New Roman" w:hAnsi="Times New Roman" w:cs="Times New Roman"/>
-          <w:sz w:val="24"/>
-          <w:szCs w:val="24"/>
-        </w:rPr>
-        <w:t>in</w:t>
-      </w:r>
-      <w:r>
-        <w:rPr>
-          <w:rFonts w:ascii="Times New Roman" w:hAnsi="Times New Roman" w:cs="Times New Roman"/>
-          <w:sz w:val="24"/>
-          <w:szCs w:val="24"/>
-        </w:rPr>
-        <w:t xml:space="preserve"> </w:t>
-      </w:r>
-      <w:r>
-        <w:rPr>
-          <w:rFonts w:ascii="Times New Roman" w:hAnsi="Times New Roman" w:cs="Times New Roman"/>
-          <w:sz w:val="24"/>
-          <w:szCs w:val="24"/>
-        </w:rPr>
-        <w:t>support</w:t>
-      </w:r>
-      <w:r>
-        <w:rPr>
-          <w:rFonts w:ascii="Times New Roman" w:hAnsi="Times New Roman" w:cs="Times New Roman"/>
-          <w:sz w:val="24"/>
-          <w:szCs w:val="24"/>
-        </w:rPr>
-        <w:t xml:space="preserve"> of </w:t>
-      </w:r>
-      <w:r>
-        <w:rPr>
-          <w:rFonts w:ascii="Times New Roman" w:hAnsi="Times New Roman" w:cs="Times New Roman"/>
-          <w:sz w:val="24"/>
-          <w:szCs w:val="24"/>
-        </w:rPr>
-        <w:t xml:space="preserve">adopting </w:t>
-      </w:r>
-      <w:r>
-        <w:rPr>
-          <w:rFonts w:ascii="Times New Roman" w:hAnsi="Times New Roman" w:cs="Times New Roman"/>
-          <w:sz w:val="24"/>
-          <w:szCs w:val="24"/>
-        </w:rPr>
-        <w:t xml:space="preserve">regulatory frameworks that incentivize equitable and sustainable mobility systems. Future research could extend this work by examining how fairness-aware optimization interacts with electric vehicle integration, </w:t>
-      </w:r>
+        <w:t>This study addressed the growing challenge of optimizing urban ride-hailing operations under competing objectives of efficiency, fairness, and sustainability. With increasing urban congestion and environmental pressures, ride-hailing systems face the dual imperative of meeting user demand while ensuring equitable service distribution and minimizing emissions. To address this, the research developed a machine learning–driven analytical framework that integrated predictive demand modeling, fare forecasting, and fairness-aware optimization to enhance operational outcomes in Delhi NCR.</w:t>
+      </w:r>
+    </w:p>
+    <w:p>
+      <w:pPr>
+        <w:spacing w:before="100" w:beforeAutospacing="1" w:after="100" w:afterAutospacing="1" w:line="240" w:lineRule="auto"/>
+        <w:rPr>
+          <w:rFonts w:ascii="Times New Roman" w:hAnsi="Times New Roman" w:cs="Times New Roman"/>
+          <w:sz w:val="24"/>
+          <w:szCs w:val="24"/>
+        </w:rPr>
+      </w:pPr>
+      <w:r>
+        <w:rPr>
+          <w:rFonts w:ascii="Times New Roman" w:hAnsi="Times New Roman" w:cs="Times New Roman"/>
+          <w:sz w:val="24"/>
+          <w:szCs w:val="24"/>
+        </w:rPr>
+        <w:t>The analysis demonstrated that applying fairness-aware dispatching and sustainability constraints can produce tangible improvements in both social and environmental dimensions. Geographic disparities in trip allocations were reduced by approximately 12 percent, and overall fleet emissions declined by 9 percent following the optimized dispatch implementation (see Figure 16). These findings suggest that intelligent optimization can balance operational profitability with fairness and environmental responsibility. The integration of predictive modeling and real-time optimization also established a data pipeline capable of identifying underserved areas and reducing idle kilometers, reinforcing the value of machine learning in ethical mobility management.</w:t>
+      </w:r>
+    </w:p>
+    <w:p>
+      <w:pPr>
+        <w:spacing w:before="100" w:beforeAutospacing="1" w:after="100" w:afterAutospacing="1" w:line="240" w:lineRule="auto"/>
+        <w:rPr>
+          <w:rFonts w:ascii="Times New Roman" w:hAnsi="Times New Roman" w:cs="Times New Roman"/>
+          <w:sz w:val="24"/>
+          <w:szCs w:val="24"/>
+        </w:rPr>
+      </w:pPr>
+      <w:r>
+        <w:rPr>
+          <w:rFonts w:ascii="Times New Roman" w:hAnsi="Times New Roman" w:cs="Times New Roman"/>
+          <w:sz w:val="24"/>
+          <w:szCs w:val="24"/>
+        </w:rPr>
+        <w:t xml:space="preserve">The results contribute to the growing body of literature emphasizing the convergence of data science, equity, and sustainability in transportation research. </w:t>
+      </w:r>
+      <w:proofErr w:type="gramStart"/>
+      <w:r>
+        <w:rPr>
+          <w:rFonts w:ascii="Times New Roman" w:hAnsi="Times New Roman" w:cs="Times New Roman"/>
+          <w:sz w:val="24"/>
+          <w:szCs w:val="24"/>
+        </w:rPr>
+        <w:t>Similar to</w:t>
+      </w:r>
+      <w:proofErr w:type="gramEnd"/>
+      <w:r>
+        <w:rPr>
+          <w:rFonts w:ascii="Times New Roman" w:hAnsi="Times New Roman" w:cs="Times New Roman"/>
+          <w:sz w:val="24"/>
+          <w:szCs w:val="24"/>
+        </w:rPr>
+        <w:t xml:space="preserve"> findings by Guo et al. (2024), Zhao et al. (2022), and Zhou et al. (2025), this study confirms that fairness-aware rebalancing can enhance access equity without sacrificing efficiency. Furthermore, the emission reductions observed parallel the sustainability-oriented approaches outlined by Liu et al. (2022) and Li et al. (2025), demonstrating that operational optimization can be a complementary tool to electrification in achieving climate goals. Collectively, these insights highlight the potential of algorithmic decision-making to align with both economic and ethical imperatives.</w:t>
+      </w:r>
+    </w:p>
+    <w:p>
+      <w:pPr>
+        <w:spacing w:before="100" w:beforeAutospacing="1" w:after="100" w:afterAutospacing="1" w:line="240" w:lineRule="auto"/>
+        <w:rPr>
+          <w:rFonts w:ascii="Times New Roman" w:hAnsi="Times New Roman" w:cs="Times New Roman"/>
+          <w:sz w:val="24"/>
+          <w:szCs w:val="24"/>
+        </w:rPr>
+      </w:pPr>
+      <w:r>
+        <w:rPr>
+          <w:rFonts w:ascii="Times New Roman" w:hAnsi="Times New Roman" w:cs="Times New Roman"/>
+          <w:sz w:val="24"/>
+          <w:szCs w:val="24"/>
+        </w:rPr>
+        <w:t>While the framework showed measurable improvements, several limitations must be acknowledged. The emission reductions were modeled using estimated fuel-based emission factors rather than telematics data, which introduces an approximation. The fairness metric was restricted to geographic accessibility, omitting temporal and demographic equity dimensions that could provide a more comprehensive perspective. Moreover, the study focused on a single metropolitan context, which limits the generalizability of results to cities with different network dynamics or regulatory environments. Future work should integrate sensor-based emissions tracking, adaptive fairness criteria, and cross-city analyses to strengthen both reliability and applicability.</w:t>
+      </w:r>
+    </w:p>
+    <w:p>
+      <w:pPr>
+        <w:spacing w:before="100" w:beforeAutospacing="1" w:after="100" w:afterAutospacing="1" w:line="240" w:lineRule="auto"/>
+        <w:rPr>
+          <w:rFonts w:ascii="Times New Roman" w:hAnsi="Times New Roman" w:cs="Times New Roman"/>
+          <w:sz w:val="24"/>
+          <w:szCs w:val="24"/>
+        </w:rPr>
+      </w:pPr>
+      <w:r>
+        <w:rPr>
+          <w:rFonts w:ascii="Times New Roman" w:hAnsi="Times New Roman" w:cs="Times New Roman"/>
+          <w:sz w:val="24"/>
+          <w:szCs w:val="24"/>
+        </w:rPr>
+        <w:t>In conclusion, this thesis demonstrates that machine learning–based optimization can promote a more balanced and sustainable future for ride-hailing operations. By embedding fairness and environmental objectives directly into dispatch algorithms, mobility platforms can simultaneously enhance efficiency, equity, and ecological performance. The proposed framework serves as a foundation for broader applications of responsible artificial intelligence in urban systems, where technological innovation can advance not only productivity but also social and environmental good.</w:t>
+      </w:r>
+    </w:p>
+    <w:p>
+      <w:pPr>
+        <w:pStyle w:val="Heading1"/>
+        <w:spacing w:before="100" w:beforeAutospacing="1" w:after="100" w:afterAutospacing="1" w:line="240" w:lineRule="auto"/>
+        <w:rPr>
+          <w:szCs w:val="24"/>
+        </w:rPr>
+      </w:pPr>
+      <w:bookmarkStart w:id="58" w:name="_Toc212217514"/>
+      <w:r>
+        <w:rPr>
+          <w:szCs w:val="24"/>
+        </w:rPr>
+        <w:t xml:space="preserve">VIII.  </w:t>
+      </w:r>
+      <w:r>
+        <w:rPr>
+          <w:szCs w:val="24"/>
+        </w:rPr>
+        <w:t>Future Directions</w:t>
+      </w:r>
+      <w:bookmarkEnd w:id="58"/>
+    </w:p>
+    <w:p>
+      <w:pPr>
+        <w:spacing w:before="100" w:beforeAutospacing="1" w:after="100" w:afterAutospacing="1" w:line="240" w:lineRule="auto"/>
+        <w:rPr>
+          <w:rFonts w:ascii="Times New Roman" w:hAnsi="Times New Roman" w:cs="Times New Roman"/>
+          <w:sz w:val="24"/>
+          <w:szCs w:val="24"/>
+        </w:rPr>
+      </w:pPr>
       <w:r>
         <w:rPr>
           <w:rFonts w:ascii="Times New Roman" w:hAnsi="Times New Roman" w:cs="Times New Roman"/>
@@ -10650,8 +11060,175 @@
           <w:szCs w:val="24"/>
         </w:rPr>
         <w:lastRenderedPageBreak/>
-        <w:t>renewable energy scheduling, and dynamic pricing. Expanding the scope to include multiple metropolitan regions would also facilitate evaluation of the model’s scalability and robustness across diverse urban contexts.</w:t>
-      </w:r>
+        <w:t>Building upon the findings of this study, several avenues for future research emerge that could extend both the methodological depth and practical impact of data-driven ride-hailing optimization. These recommendations focus on advancing model interpretability, integrating real-time and multimodal data sources, expanding spatial generalization, and aligning algorithmic systems with fairness and sustainability objectives.</w:t>
+      </w:r>
+    </w:p>
+    <w:p>
+      <w:pPr>
+        <w:spacing w:before="100" w:beforeAutospacing="1" w:after="100" w:afterAutospacing="1" w:line="240" w:lineRule="auto"/>
+        <w:rPr>
+          <w:rFonts w:ascii="Times New Roman" w:hAnsi="Times New Roman" w:cs="Times New Roman"/>
+          <w:sz w:val="24"/>
+          <w:szCs w:val="24"/>
+        </w:rPr>
+      </w:pPr>
+      <w:r>
+        <w:rPr>
+          <w:rFonts w:ascii="Times New Roman" w:hAnsi="Times New Roman" w:cs="Times New Roman"/>
+          <w:sz w:val="24"/>
+          <w:szCs w:val="24"/>
+        </w:rPr>
+        <w:t>While ensemble and deep learning models demonstrated strong predictive performance, their interpretability remains limited. Future research should explore the integration of explainable artificial intelligence (XAI) methods such as SHAP and LIME to clarify the contribution of individual features to model outputs. Hybrid frameworks that combine statistical and neural modeling techniques may also enhance transparency without sacrificing predictive accuracy, bridging the current gap between model performance and interpretability.</w:t>
+      </w:r>
+    </w:p>
+    <w:p>
+      <w:pPr>
+        <w:spacing w:before="100" w:beforeAutospacing="1" w:after="100" w:afterAutospacing="1" w:line="240" w:lineRule="auto"/>
+        <w:rPr>
+          <w:rFonts w:ascii="Times New Roman" w:hAnsi="Times New Roman" w:cs="Times New Roman"/>
+          <w:sz w:val="24"/>
+          <w:szCs w:val="24"/>
+        </w:rPr>
+      </w:pPr>
+      <w:r>
+        <w:rPr>
+          <w:rFonts w:ascii="Times New Roman" w:hAnsi="Times New Roman" w:cs="Times New Roman"/>
+          <w:sz w:val="24"/>
+          <w:szCs w:val="24"/>
+        </w:rPr>
+        <w:t>The predictive framework developed in this study relied primarily on historical trip-level data. Future investigations could incorporate real-time sensor data, GPS telemetry, and traffic or weather streams to refine short-term demand forecasts and improve dynamic dispatching. Integrating multimodal datasets encompassing metro, bus, and shared micro-mobility systems would provide a more comprehensive understanding of urban mobility interactions and substitution effects.</w:t>
+      </w:r>
+    </w:p>
+    <w:p>
+      <w:pPr>
+        <w:spacing w:before="100" w:beforeAutospacing="1" w:after="100" w:afterAutospacing="1" w:line="240" w:lineRule="auto"/>
+        <w:rPr>
+          <w:rFonts w:ascii="Times New Roman" w:hAnsi="Times New Roman" w:cs="Times New Roman"/>
+          <w:sz w:val="24"/>
+          <w:szCs w:val="24"/>
+        </w:rPr>
+      </w:pPr>
+      <w:r>
+        <w:rPr>
+          <w:rFonts w:ascii="Times New Roman" w:hAnsi="Times New Roman" w:cs="Times New Roman"/>
+          <w:sz w:val="24"/>
+          <w:szCs w:val="24"/>
+        </w:rPr>
+        <w:t>While this research focused on the Delhi NCR region, cross-city validation remains an important next step. Applying the same modeling pipeline to other metropolitan contexts such as Mumbai, Bengaluru, or Bangkok could assess generalizability across different infrastructure, regulatory, and socioeconomic conditions. Such comparative analyses would inform adaptive calibration strategies for predictive models under diverse urban morphologies.</w:t>
+      </w:r>
+    </w:p>
+    <w:p>
+      <w:pPr>
+        <w:spacing w:before="100" w:beforeAutospacing="1" w:after="100" w:afterAutospacing="1" w:line="240" w:lineRule="auto"/>
+        <w:rPr>
+          <w:rFonts w:ascii="Times New Roman" w:hAnsi="Times New Roman" w:cs="Times New Roman"/>
+          <w:sz w:val="24"/>
+          <w:szCs w:val="24"/>
+        </w:rPr>
+      </w:pPr>
+      <w:r>
+        <w:rPr>
+          <w:rFonts w:ascii="Times New Roman" w:hAnsi="Times New Roman" w:cs="Times New Roman"/>
+          <w:sz w:val="24"/>
+          <w:szCs w:val="24"/>
+        </w:rPr>
+        <w:t>In addition, fairness-aware and sustainability-oriented optimization should be expanded to incorporate multi-objective decision-making frameworks. Extending fairness metrics to include temporal or demographic accessibility—such as equity across income groups or time-of-day service balance—would yield a more holistic assessment of social outcomes. Integrating carbon accounting and electric vehicle (EV) fleet simulation into the analytical workflow could further link operational optimization with environmental objectives, supporting sustainable mobility transitions.</w:t>
+      </w:r>
+    </w:p>
+    <w:p>
+      <w:pPr>
+        <w:spacing w:before="100" w:beforeAutospacing="1" w:after="100" w:afterAutospacing="1" w:line="240" w:lineRule="auto"/>
+        <w:rPr>
+          <w:rFonts w:ascii="Times New Roman" w:hAnsi="Times New Roman" w:cs="Times New Roman"/>
+          <w:sz w:val="24"/>
+          <w:szCs w:val="24"/>
+        </w:rPr>
+      </w:pPr>
+      <w:r>
+        <w:rPr>
+          <w:rFonts w:ascii="Times New Roman" w:hAnsi="Times New Roman" w:cs="Times New Roman"/>
+          <w:sz w:val="24"/>
+          <w:szCs w:val="24"/>
+        </w:rPr>
+        <w:t>Given the growing policy emphasis on algorithmic transparency, future studies should also evaluate how fairness-aware and sustainability-driven models align with emerging governance frameworks. Policy simulation and regulatory scenario modeling can assess the implications of pricing caps, emission limits, or service equity mandates on ride-hailing platforms. Such research would facilitate evidence-based policymaking that balances efficiency, innovation, and public accountability.</w:t>
+      </w:r>
+    </w:p>
+    <w:p>
+      <w:pPr>
+        <w:spacing w:before="100" w:beforeAutospacing="1" w:after="100" w:afterAutospacing="1" w:line="240" w:lineRule="auto"/>
+        <w:rPr>
+          <w:rFonts w:ascii="Times New Roman" w:hAnsi="Times New Roman" w:cs="Times New Roman"/>
+          <w:sz w:val="24"/>
+          <w:szCs w:val="24"/>
+        </w:rPr>
+      </w:pPr>
+      <w:r>
+        <w:rPr>
+          <w:rFonts w:ascii="Times New Roman" w:hAnsi="Times New Roman" w:cs="Times New Roman"/>
+          <w:sz w:val="24"/>
+          <w:szCs w:val="24"/>
+        </w:rPr>
+        <w:t>Finally, longitudinal and behavioral analyses should be undertaken to capture how driver and rider behaviors adapt to algorithmic interventions over time. Behavioral modeling and reinforcement learning could reveal feedback effects—such as changes in driver positioning or rider sensitivity to price and wait-time signals—enhancing understanding of long-term system equilibrium. These extensions would deepen the connection between predictive analytics and the behavioral dynamics that shape urban mobility ecosystems.</w:t>
+      </w:r>
+    </w:p>
+    <w:p>
+      <w:pPr>
+        <w:spacing w:before="100" w:beforeAutospacing="1" w:after="100" w:afterAutospacing="1" w:line="240" w:lineRule="auto"/>
+        <w:rPr>
+          <w:rFonts w:ascii="Times New Roman" w:hAnsi="Times New Roman" w:cs="Times New Roman"/>
+          <w:sz w:val="24"/>
+          <w:szCs w:val="24"/>
+        </w:rPr>
+      </w:pPr>
+    </w:p>
+    <w:p>
+      <w:pPr>
+        <w:spacing w:before="100" w:beforeAutospacing="1" w:after="100" w:afterAutospacing="1" w:line="240" w:lineRule="auto"/>
+        <w:rPr>
+          <w:rFonts w:ascii="Times New Roman" w:hAnsi="Times New Roman" w:cs="Times New Roman"/>
+          <w:sz w:val="24"/>
+          <w:szCs w:val="24"/>
+        </w:rPr>
+      </w:pPr>
+      <w:r>
+        <w:rPr>
+          <w:rFonts w:ascii="Times New Roman" w:hAnsi="Times New Roman" w:cs="Times New Roman"/>
+          <w:sz w:val="24"/>
+          <w:szCs w:val="24"/>
+        </w:rPr>
+        <w:lastRenderedPageBreak/>
+        <w:t>In summary, future research should pursue integrative, interpretable, and context-aware frameworks that combine predictive precision with ethical responsibility. By expanding data integration, cross-regional validation, and policy-driven evaluation, forthcoming work can advance the development of fair, sustainable, and intelligent ride-hailing systems.</w:t>
+      </w:r>
+    </w:p>
+    <w:p>
+      <w:pPr>
+        <w:spacing w:before="100" w:beforeAutospacing="1" w:after="100" w:afterAutospacing="1" w:line="240" w:lineRule="auto"/>
+        <w:rPr>
+          <w:rFonts w:ascii="Times New Roman" w:hAnsi="Times New Roman" w:cs="Times New Roman"/>
+          <w:sz w:val="24"/>
+          <w:szCs w:val="24"/>
+        </w:rPr>
+      </w:pPr>
+    </w:p>
+    <w:p>
+      <w:pPr>
+        <w:spacing w:before="100" w:beforeAutospacing="1" w:after="100" w:afterAutospacing="1" w:line="240" w:lineRule="auto"/>
+        <w:rPr>
+          <w:rFonts w:ascii="Times New Roman" w:hAnsi="Times New Roman" w:cs="Times New Roman"/>
+          <w:sz w:val="24"/>
+          <w:szCs w:val="24"/>
+        </w:rPr>
+      </w:pPr>
+    </w:p>
+    <w:p>
+      <w:pPr>
+        <w:spacing w:before="100" w:beforeAutospacing="1" w:after="100" w:afterAutospacing="1" w:line="240" w:lineRule="auto"/>
+        <w:rPr>
+          <w:rFonts w:ascii="Times New Roman" w:hAnsi="Times New Roman" w:cs="Times New Roman"/>
+          <w:sz w:val="24"/>
+          <w:szCs w:val="24"/>
+        </w:rPr>
+      </w:pPr>
     </w:p>
     <w:p>
       <w:pPr>
@@ -10673,383 +11250,16 @@
     </w:p>
     <w:p>
       <w:pPr>
-        <w:spacing w:before="100" w:beforeAutospacing="1" w:after="100" w:afterAutospacing="1" w:line="240" w:lineRule="auto"/>
-        <w:rPr>
-          <w:rFonts w:ascii="Times New Roman" w:hAnsi="Times New Roman" w:cs="Times New Roman"/>
-          <w:sz w:val="24"/>
-          <w:szCs w:val="24"/>
-        </w:rPr>
-      </w:pPr>
-    </w:p>
-    <w:p>
-      <w:pPr>
         <w:pStyle w:val="Heading1"/>
         <w:spacing w:before="100" w:beforeAutospacing="1" w:after="100" w:afterAutospacing="1" w:line="240" w:lineRule="auto"/>
-        <w:rPr>
-          <w:szCs w:val="24"/>
-        </w:rPr>
-      </w:pPr>
-      <w:bookmarkStart w:id="58" w:name="_Toc212217513"/>
-      <w:r>
-        <w:rPr>
-          <w:szCs w:val="24"/>
-        </w:rPr>
-        <w:t xml:space="preserve">VII.  </w:t>
-      </w:r>
-      <w:r>
-        <w:rPr>
-          <w:szCs w:val="24"/>
-        </w:rPr>
-        <w:t>Conclusion</w:t>
-      </w:r>
-      <w:bookmarkEnd w:id="58"/>
-    </w:p>
-    <w:p>
-      <w:pPr>
-        <w:spacing w:before="100" w:beforeAutospacing="1" w:after="100" w:afterAutospacing="1" w:line="240" w:lineRule="auto"/>
-        <w:rPr>
-          <w:rFonts w:ascii="Times New Roman" w:hAnsi="Times New Roman" w:cs="Times New Roman"/>
-          <w:sz w:val="24"/>
-          <w:szCs w:val="24"/>
-        </w:rPr>
-      </w:pPr>
-      <w:r>
-        <w:rPr>
-          <w:rFonts w:ascii="Times New Roman" w:hAnsi="Times New Roman" w:cs="Times New Roman"/>
-          <w:sz w:val="24"/>
-          <w:szCs w:val="24"/>
-        </w:rPr>
-        <w:t>This study addressed the growing challenge of optimizing urban ride-hailing operations under competing objectives of efficiency, fairness, and sustainability. With increasing urban congestion and environmental pressures, ride-hailing systems face the dual imperative of meeting user demand while ensuring equitable service distribution and minimizing emissions. To address this, the research developed a machine learning–driven analytical framework that integrated predictive demand modeling, fare forecasting, and fairness-aware optimization to enhance operational outcomes in Delhi NCR.</w:t>
-      </w:r>
-    </w:p>
-    <w:p>
-      <w:pPr>
-        <w:spacing w:before="100" w:beforeAutospacing="1" w:after="100" w:afterAutospacing="1" w:line="240" w:lineRule="auto"/>
-        <w:rPr>
-          <w:rFonts w:ascii="Times New Roman" w:hAnsi="Times New Roman" w:cs="Times New Roman"/>
-          <w:sz w:val="24"/>
-          <w:szCs w:val="24"/>
-        </w:rPr>
-      </w:pPr>
-      <w:r>
-        <w:rPr>
-          <w:rFonts w:ascii="Times New Roman" w:hAnsi="Times New Roman" w:cs="Times New Roman"/>
-          <w:sz w:val="24"/>
-          <w:szCs w:val="24"/>
-        </w:rPr>
-        <w:t>The analysis demonstrated that applying fairness-aware dispatching and sustainability constraints can produce tangible improvements in both social and environmental dimensions. Geographic disparities in trip allocations were reduced by approximately 12 percent, and overall fleet emissions declined by 9 percent following the optimized dispatch implementation (see Figure 16). These findings suggest that intelligent optimization can balance operational profitability with fairness and environmental responsibility. The integration of predictive modeling and real-time optimization also established a data pipeline capable of identifying underserved areas and reducing idle kilometers, reinforcing the value of machine learning in ethical mobility management.</w:t>
-      </w:r>
-    </w:p>
-    <w:p>
-      <w:pPr>
-        <w:spacing w:before="100" w:beforeAutospacing="1" w:after="100" w:afterAutospacing="1" w:line="240" w:lineRule="auto"/>
-        <w:rPr>
-          <w:rFonts w:ascii="Times New Roman" w:hAnsi="Times New Roman" w:cs="Times New Roman"/>
-          <w:sz w:val="24"/>
-          <w:szCs w:val="24"/>
-        </w:rPr>
-      </w:pPr>
-      <w:r>
-        <w:rPr>
-          <w:rFonts w:ascii="Times New Roman" w:hAnsi="Times New Roman" w:cs="Times New Roman"/>
-          <w:sz w:val="24"/>
-          <w:szCs w:val="24"/>
-        </w:rPr>
-        <w:t xml:space="preserve">The results contribute to the growing body of literature emphasizing the convergence of data science, equity, and sustainability in transportation research. </w:t>
-      </w:r>
-      <w:proofErr w:type="gramStart"/>
-      <w:r>
-        <w:rPr>
-          <w:rFonts w:ascii="Times New Roman" w:hAnsi="Times New Roman" w:cs="Times New Roman"/>
-          <w:sz w:val="24"/>
-          <w:szCs w:val="24"/>
-        </w:rPr>
-        <w:t>Similar to</w:t>
-      </w:r>
-      <w:proofErr w:type="gramEnd"/>
-      <w:r>
-        <w:rPr>
-          <w:rFonts w:ascii="Times New Roman" w:hAnsi="Times New Roman" w:cs="Times New Roman"/>
-          <w:sz w:val="24"/>
-          <w:szCs w:val="24"/>
-        </w:rPr>
-        <w:t xml:space="preserve"> findings by Guo et al. (2024), Zhao et al. (2022), and Zhou et al. (2025), this study confirms that fairness-aware rebalancing can enhance access equity without sacrificing efficiency. Furthermore, the emission reductions observed parallel the sustainability-oriented approaches outlined by Liu et al. (2022) and Li et al. (2025), demonstrating that operational optimization can be a complementary tool to electrification in achieving climate goals. Collectively, these insights highlight the potential of algorithmic decision-making to align with both economic and ethical imperatives.</w:t>
-      </w:r>
-    </w:p>
-    <w:p>
-      <w:pPr>
-        <w:spacing w:before="100" w:beforeAutospacing="1" w:after="100" w:afterAutospacing="1" w:line="240" w:lineRule="auto"/>
-        <w:rPr>
-          <w:rFonts w:ascii="Times New Roman" w:hAnsi="Times New Roman" w:cs="Times New Roman"/>
-          <w:sz w:val="24"/>
-          <w:szCs w:val="24"/>
-        </w:rPr>
-      </w:pPr>
-      <w:r>
-        <w:rPr>
-          <w:rFonts w:ascii="Times New Roman" w:hAnsi="Times New Roman" w:cs="Times New Roman"/>
-          <w:sz w:val="24"/>
-          <w:szCs w:val="24"/>
-        </w:rPr>
-        <w:t>While the framework showed measurable improvements, several limitations must be acknowledged. The emission reductions were modeled using estimated fuel-based emission factors rather than telematics data, which introduces an approximation. The fairness metric was restricted to geographic accessibility, omitting temporal and demographic equity dimensions that could provide a more comprehensive perspective. Moreover, the study focused on a single metropolitan context, which limits the generalizability of results to cities with different network dynamics or regulatory environments. Future work should integrate sensor-based emissions tracking, adaptive fairness criteria, and cross-city analyses to strengthen both reliability and applicability.</w:t>
-      </w:r>
-    </w:p>
-    <w:p>
-      <w:pPr>
-        <w:spacing w:before="100" w:beforeAutospacing="1" w:after="100" w:afterAutospacing="1" w:line="240" w:lineRule="auto"/>
-        <w:rPr>
-          <w:rFonts w:ascii="Times New Roman" w:hAnsi="Times New Roman" w:cs="Times New Roman"/>
-          <w:sz w:val="24"/>
-          <w:szCs w:val="24"/>
-        </w:rPr>
-      </w:pPr>
-      <w:r>
-        <w:rPr>
-          <w:rFonts w:ascii="Times New Roman" w:hAnsi="Times New Roman" w:cs="Times New Roman"/>
-          <w:sz w:val="24"/>
-          <w:szCs w:val="24"/>
-        </w:rPr>
-        <w:t>In conclusion, this thesis demonstrates that machine learning–based optimization can promote a more balanced and sustainable future for ride-hailing operations. By embedding fairness and environmental objectives directly into dispatch algorithms, mobility platforms can simultaneously enhance efficiency, equity, and ecological performance. The proposed framework serves as a foundation for broader applications of responsible artificial intelligence in urban systems, where technological innovation can advance not only productivity but also social and environmental good.</w:t>
-      </w:r>
-    </w:p>
-    <w:p>
-      <w:pPr>
-        <w:pStyle w:val="Heading1"/>
-        <w:spacing w:before="100" w:beforeAutospacing="1" w:after="100" w:afterAutospacing="1" w:line="240" w:lineRule="auto"/>
-        <w:rPr>
-          <w:szCs w:val="24"/>
-        </w:rPr>
-      </w:pPr>
-      <w:bookmarkStart w:id="59" w:name="_Toc212217514"/>
-      <w:r>
-        <w:rPr>
-          <w:szCs w:val="24"/>
-        </w:rPr>
-        <w:lastRenderedPageBreak/>
-        <w:t xml:space="preserve">VIII.  </w:t>
-      </w:r>
-      <w:r>
-        <w:rPr>
-          <w:szCs w:val="24"/>
-        </w:rPr>
-        <w:t>Future Directions</w:t>
-      </w:r>
-      <w:bookmarkEnd w:id="59"/>
-    </w:p>
-    <w:p>
-      <w:pPr>
-        <w:spacing w:before="100" w:beforeAutospacing="1" w:after="100" w:afterAutospacing="1" w:line="240" w:lineRule="auto"/>
-        <w:rPr>
-          <w:rFonts w:ascii="Times New Roman" w:hAnsi="Times New Roman" w:cs="Times New Roman"/>
-          <w:sz w:val="24"/>
-          <w:szCs w:val="24"/>
-        </w:rPr>
-      </w:pPr>
-      <w:r>
-        <w:rPr>
-          <w:rFonts w:ascii="Times New Roman" w:hAnsi="Times New Roman" w:cs="Times New Roman"/>
-          <w:sz w:val="24"/>
-          <w:szCs w:val="24"/>
-        </w:rPr>
-        <w:t>Building upon the findings of this study, several avenues for future research emerge that could extend both the methodological depth and practical impact of data-driven ride-hailing optimization. These recommendations focus on advancing model interpretability, integrating real-time and multimodal data sources, expanding spatial generalization, and aligning algorithmic systems with fairness and sustainability objectives.</w:t>
-      </w:r>
-    </w:p>
-    <w:p>
-      <w:pPr>
-        <w:spacing w:before="100" w:beforeAutospacing="1" w:after="100" w:afterAutospacing="1" w:line="240" w:lineRule="auto"/>
-        <w:rPr>
-          <w:rFonts w:ascii="Times New Roman" w:hAnsi="Times New Roman" w:cs="Times New Roman"/>
-          <w:sz w:val="24"/>
-          <w:szCs w:val="24"/>
-        </w:rPr>
-      </w:pPr>
-      <w:r>
-        <w:rPr>
-          <w:rFonts w:ascii="Times New Roman" w:hAnsi="Times New Roman" w:cs="Times New Roman"/>
-          <w:sz w:val="24"/>
-          <w:szCs w:val="24"/>
-        </w:rPr>
-        <w:t>While ensemble and deep learning models demonstrated strong predictive performance, their interpretability remains limited. Future research should explore the integration of explainable artificial intelligence (XAI) methods such as SHAP and LIME to clarify the contribution of individual features to model outputs. Hybrid frameworks that combine statistical and neural modeling techniques may also enhance transparency without sacrificing predictive accuracy, bridging the current gap between model performance and interpretability.</w:t>
-      </w:r>
-    </w:p>
-    <w:p>
-      <w:pPr>
-        <w:spacing w:before="100" w:beforeAutospacing="1" w:after="100" w:afterAutospacing="1" w:line="240" w:lineRule="auto"/>
-        <w:rPr>
-          <w:rFonts w:ascii="Times New Roman" w:hAnsi="Times New Roman" w:cs="Times New Roman"/>
-          <w:sz w:val="24"/>
-          <w:szCs w:val="24"/>
-        </w:rPr>
-      </w:pPr>
-      <w:r>
-        <w:rPr>
-          <w:rFonts w:ascii="Times New Roman" w:hAnsi="Times New Roman" w:cs="Times New Roman"/>
-          <w:sz w:val="24"/>
-          <w:szCs w:val="24"/>
-        </w:rPr>
-        <w:t>The predictive framework developed in this study relied primarily on historical trip-level data. Future investigations could incorporate real-time sensor data, GPS telemetry, and traffic or weather streams to refine short-term demand forecasts and improve dynamic dispatching. Integrating multimodal datasets encompassing metro, bus, and shared micro-mobility systems would provide a more comprehensive understanding of urban mobility interactions and substitution effects.</w:t>
-      </w:r>
-    </w:p>
-    <w:p>
-      <w:pPr>
-        <w:spacing w:before="100" w:beforeAutospacing="1" w:after="100" w:afterAutospacing="1" w:line="240" w:lineRule="auto"/>
-        <w:rPr>
-          <w:rFonts w:ascii="Times New Roman" w:hAnsi="Times New Roman" w:cs="Times New Roman"/>
-          <w:sz w:val="24"/>
-          <w:szCs w:val="24"/>
-        </w:rPr>
-      </w:pPr>
-      <w:r>
-        <w:rPr>
-          <w:rFonts w:ascii="Times New Roman" w:hAnsi="Times New Roman" w:cs="Times New Roman"/>
-          <w:sz w:val="24"/>
-          <w:szCs w:val="24"/>
-        </w:rPr>
-        <w:t>While this research focused on the Delhi NCR region, cross-city validation remains an important next step. Applying the same modeling pipeline to other metropolitan contexts such as Mumbai, Bengaluru, or Bangkok could assess generalizability across different infrastructure, regulatory, and socioeconomic conditions. Such comparative analyses would inform adaptive calibration strategies for predictive models under diverse urban morphologies.</w:t>
-      </w:r>
-    </w:p>
-    <w:p>
-      <w:pPr>
-        <w:spacing w:before="100" w:beforeAutospacing="1" w:after="100" w:afterAutospacing="1" w:line="240" w:lineRule="auto"/>
-        <w:rPr>
-          <w:rFonts w:ascii="Times New Roman" w:hAnsi="Times New Roman" w:cs="Times New Roman"/>
-          <w:sz w:val="24"/>
-          <w:szCs w:val="24"/>
-        </w:rPr>
-      </w:pPr>
-      <w:r>
-        <w:rPr>
-          <w:rFonts w:ascii="Times New Roman" w:hAnsi="Times New Roman" w:cs="Times New Roman"/>
-          <w:sz w:val="24"/>
-          <w:szCs w:val="24"/>
-        </w:rPr>
-        <w:t>In addition, fairness-aware and sustainability-oriented optimization should be expanded to incorporate multi-objective decision-making frameworks. Extending fairness metrics to include temporal or demographic accessibility—such as equity across income groups or time-of-day service balance—would yield a more holistic assessment of social outcomes. Integrating carbon accounting and electric vehicle (EV) fleet simulation into the analytical workflow could further link operational optimization with environmental objectives, supporting sustainable mobility transitions.</w:t>
-      </w:r>
-    </w:p>
-    <w:p>
-      <w:pPr>
-        <w:spacing w:before="100" w:beforeAutospacing="1" w:after="100" w:afterAutospacing="1" w:line="240" w:lineRule="auto"/>
-        <w:rPr>
-          <w:rFonts w:ascii="Times New Roman" w:hAnsi="Times New Roman" w:cs="Times New Roman"/>
-          <w:sz w:val="24"/>
-          <w:szCs w:val="24"/>
-        </w:rPr>
-      </w:pPr>
-      <w:r>
-        <w:rPr>
-          <w:rFonts w:ascii="Times New Roman" w:hAnsi="Times New Roman" w:cs="Times New Roman"/>
-          <w:sz w:val="24"/>
-          <w:szCs w:val="24"/>
-        </w:rPr>
-        <w:t>Given the growing policy emphasis on algorithmic transparency, future studies should also evaluate how fairness-aware and sustainability-driven models align with emerging governance frameworks. Policy simulation and regulatory scenario modeling can assess the implications of pricing caps, emission limits, or service equity mandates on ride-hailing platforms. Such research would facilitate evidence-based policymaking that balances efficiency, innovation, and public accountability.</w:t>
-      </w:r>
-    </w:p>
-    <w:p>
-      <w:pPr>
-        <w:spacing w:before="100" w:beforeAutospacing="1" w:after="100" w:afterAutospacing="1" w:line="240" w:lineRule="auto"/>
-        <w:rPr>
-          <w:rFonts w:ascii="Times New Roman" w:hAnsi="Times New Roman" w:cs="Times New Roman"/>
-          <w:sz w:val="24"/>
-          <w:szCs w:val="24"/>
-        </w:rPr>
-      </w:pPr>
-      <w:r>
-        <w:rPr>
-          <w:rFonts w:ascii="Times New Roman" w:hAnsi="Times New Roman" w:cs="Times New Roman"/>
-          <w:sz w:val="24"/>
-          <w:szCs w:val="24"/>
-        </w:rPr>
-        <w:t>Finally, longitudinal and behavioral analyses should be undertaken to capture how driver and rider behaviors adapt to algorithmic interventions over time. Behavioral modeling and reinforcement learning could reveal feedback effects—such as changes in driver positioning or rider sensitivity to price and wait-time signals—enhancing understanding of long-term system equilibrium. These extensions would deepen the connection between predictive analytics and the behavioral dynamics that shape urban mobility ecosystems.</w:t>
-      </w:r>
-    </w:p>
-    <w:p>
-      <w:pPr>
-        <w:spacing w:before="100" w:beforeAutospacing="1" w:after="100" w:afterAutospacing="1" w:line="240" w:lineRule="auto"/>
-        <w:rPr>
-          <w:rFonts w:ascii="Times New Roman" w:hAnsi="Times New Roman" w:cs="Times New Roman"/>
-          <w:sz w:val="24"/>
-          <w:szCs w:val="24"/>
-        </w:rPr>
-      </w:pPr>
-    </w:p>
-    <w:p>
-      <w:pPr>
-        <w:spacing w:before="100" w:beforeAutospacing="1" w:after="100" w:afterAutospacing="1" w:line="240" w:lineRule="auto"/>
-        <w:rPr>
-          <w:rFonts w:ascii="Times New Roman" w:hAnsi="Times New Roman" w:cs="Times New Roman"/>
-          <w:sz w:val="24"/>
-          <w:szCs w:val="24"/>
-        </w:rPr>
-      </w:pPr>
-      <w:r>
-        <w:rPr>
-          <w:rFonts w:ascii="Times New Roman" w:hAnsi="Times New Roman" w:cs="Times New Roman"/>
-          <w:sz w:val="24"/>
-          <w:szCs w:val="24"/>
-        </w:rPr>
-        <w:t>In summary, future research should pursue integrative, interpretable, and context-aware frameworks that combine predictive precision with ethical responsibility. By expanding data integration, cross-regional validation, and policy-driven evaluation, forthcoming work can advance the development of fair, sustainable, and intelligent ride-hailing systems.</w:t>
-      </w:r>
-    </w:p>
-    <w:p>
-      <w:pPr>
-        <w:spacing w:before="100" w:beforeAutospacing="1" w:after="100" w:afterAutospacing="1" w:line="240" w:lineRule="auto"/>
-        <w:rPr>
-          <w:rFonts w:ascii="Times New Roman" w:hAnsi="Times New Roman" w:cs="Times New Roman"/>
-          <w:sz w:val="24"/>
-          <w:szCs w:val="24"/>
-        </w:rPr>
-      </w:pPr>
-    </w:p>
-    <w:p>
-      <w:pPr>
-        <w:spacing w:before="100" w:beforeAutospacing="1" w:after="100" w:afterAutospacing="1" w:line="240" w:lineRule="auto"/>
-        <w:rPr>
-          <w:rFonts w:ascii="Times New Roman" w:hAnsi="Times New Roman" w:cs="Times New Roman"/>
-          <w:sz w:val="24"/>
-          <w:szCs w:val="24"/>
-        </w:rPr>
-      </w:pPr>
-    </w:p>
-    <w:p>
-      <w:pPr>
-        <w:spacing w:before="100" w:beforeAutospacing="1" w:after="100" w:afterAutospacing="1" w:line="240" w:lineRule="auto"/>
-        <w:rPr>
-          <w:rFonts w:ascii="Times New Roman" w:hAnsi="Times New Roman" w:cs="Times New Roman"/>
-          <w:sz w:val="24"/>
-          <w:szCs w:val="24"/>
-        </w:rPr>
-      </w:pPr>
-    </w:p>
-    <w:p>
-      <w:pPr>
-        <w:spacing w:before="100" w:beforeAutospacing="1" w:after="100" w:afterAutospacing="1" w:line="240" w:lineRule="auto"/>
-        <w:rPr>
-          <w:rFonts w:ascii="Times New Roman" w:hAnsi="Times New Roman" w:cs="Times New Roman"/>
-          <w:sz w:val="24"/>
-          <w:szCs w:val="24"/>
-        </w:rPr>
-      </w:pPr>
-      <w:r>
-        <w:rPr>
-          <w:rFonts w:ascii="Times New Roman" w:hAnsi="Times New Roman" w:cs="Times New Roman"/>
-          <w:sz w:val="24"/>
-          <w:szCs w:val="24"/>
-        </w:rPr>
-        <w:br w:type="page"/>
-      </w:r>
-    </w:p>
-    <w:p>
-      <w:pPr>
-        <w:pStyle w:val="Heading1"/>
-        <w:spacing w:before="100" w:beforeAutospacing="1" w:after="100" w:afterAutospacing="1" w:line="240" w:lineRule="auto"/>
         <w:jc w:val="center"/>
       </w:pPr>
-      <w:bookmarkStart w:id="60" w:name="_Toc212217515"/>
+      <w:bookmarkStart w:id="59" w:name="_Toc212217515"/>
       <w:r>
         <w:lastRenderedPageBreak/>
         <w:t>References</w:t>
       </w:r>
-      <w:bookmarkEnd w:id="60"/>
+      <w:bookmarkEnd w:id="59"/>
     </w:p>
     <w:p>
       <w:pPr>
@@ -11203,15 +11413,7 @@
       </w:r>
       <w:proofErr w:type="spellEnd"/>
       <w:r>
-        <w:t xml:space="preserve"> </w:t>
-      </w:r>
-      <w:proofErr w:type="spellStart"/>
-      <w:r>
-        <w:t>Nobari</w:t>
-      </w:r>
-      <w:proofErr w:type="spellEnd"/>
-      <w:r>
-        <w:t xml:space="preserve">, P., &amp; Wu, W. (2023). Exploring deep learning approaches for short-term passenger demand prediction. </w:t>
+        <w:t xml:space="preserve"> Nobari, P., &amp; Wu, W. (2023). Exploring deep learning approaches for short-term passenger demand prediction. </w:t>
       </w:r>
       <w:r>
         <w:rPr>
@@ -11541,14 +11743,14 @@
           <w:szCs w:val="24"/>
         </w:rPr>
       </w:pPr>
-      <w:bookmarkStart w:id="61" w:name="_Toc212217516"/>
+      <w:bookmarkStart w:id="60" w:name="_Toc212217516"/>
       <w:r>
         <w:rPr>
           <w:szCs w:val="24"/>
         </w:rPr>
         <w:t>Link to the References</w:t>
       </w:r>
-      <w:bookmarkEnd w:id="61"/>
+      <w:bookmarkEnd w:id="60"/>
     </w:p>
     <w:p>
       <w:pPr>
@@ -11566,13 +11768,6 @@
       <w:pPr>
         <w:pStyle w:val="EndNoteBibliography"/>
         <w:spacing w:before="100" w:beforeAutospacing="1" w:after="100" w:afterAutospacing="1"/>
-        <w:rPr>
-          <w:rFonts w:ascii="Times New Roman" w:hAnsi="Times New Roman" w:cs="Times New Roman"/>
-          <w:bCs/>
-          <w:color w:val="000000" w:themeColor="text1"/>
-          <w:sz w:val="24"/>
-          <w:szCs w:val="24"/>
-        </w:rPr>
       </w:pPr>
       <w:hyperlink r:id="rId39" w:history="1">
         <w:r>
@@ -11584,39 +11779,191 @@
             <w:sz w:val="24"/>
             <w:szCs w:val="24"/>
           </w:rPr>
-          <w:t>https://indiana-my.sharep</w:t>
+          <w:t>https://indiana-my.sharepoint.com/:f:/r/personal/kangss_iu_edu/Documents/Senior%20Thesis%20INFO%20I-492(SandeepK)?csf=1&amp;web=1&amp;e=uPcsxG</w:t>
+        </w:r>
+      </w:hyperlink>
+    </w:p>
+    <w:p>
+      <w:pPr>
+        <w:pStyle w:val="EndNoteBibliography"/>
+        <w:spacing w:before="100" w:beforeAutospacing="1" w:after="100" w:afterAutospacing="1"/>
+      </w:pPr>
+    </w:p>
+    <w:p>
+      <w:pPr>
+        <w:rPr>
+          <w:rFonts w:ascii="Calibri" w:hAnsi="Calibri" w:cs="Calibri"/>
+          <w:noProof/>
+        </w:rPr>
+      </w:pPr>
+      <w:r>
+        <w:br w:type="page"/>
+      </w:r>
+    </w:p>
+    <w:p>
+      <w:pPr>
+        <w:pStyle w:val="Heading1"/>
+        <w:jc w:val="center"/>
+      </w:pPr>
+      <w:r>
+        <w:lastRenderedPageBreak/>
+        <w:t xml:space="preserve">Appendix </w:t>
+      </w:r>
+    </w:p>
+    <w:p>
+      <w:pPr>
+        <w:jc w:val="center"/>
+        <w:rPr>
+          <w:rFonts w:ascii="Times New Roman" w:hAnsi="Times New Roman" w:cs="Times New Roman"/>
+          <w:b/>
+          <w:bCs/>
+          <w:color w:val="1F3864" w:themeColor="accent1" w:themeShade="80"/>
+          <w:sz w:val="24"/>
+          <w:szCs w:val="24"/>
+        </w:rPr>
+      </w:pPr>
+      <w:r>
+        <w:rPr>
+          <w:rFonts w:ascii="Times New Roman" w:hAnsi="Times New Roman" w:cs="Times New Roman"/>
+          <w:b/>
+          <w:bCs/>
+          <w:sz w:val="24"/>
+          <w:szCs w:val="24"/>
+        </w:rPr>
+        <w:t>Reproducibility and Data Availability</w:t>
+      </w:r>
+    </w:p>
+    <w:p>
+      <w:pPr>
+        <w:pStyle w:val="EndNoteBibliography"/>
+        <w:spacing w:before="100" w:beforeAutospacing="1" w:after="100" w:afterAutospacing="1"/>
+        <w:rPr>
+          <w:rFonts w:ascii="Times New Roman" w:hAnsi="Times New Roman" w:cs="Times New Roman"/>
+          <w:bCs/>
+          <w:color w:val="000000" w:themeColor="text1"/>
+          <w:sz w:val="24"/>
+          <w:szCs w:val="24"/>
+        </w:rPr>
+      </w:pPr>
+      <w:r>
+        <w:rPr>
+          <w:rFonts w:ascii="Times New Roman" w:hAnsi="Times New Roman" w:cs="Times New Roman"/>
+          <w:bCs/>
+          <w:color w:val="000000" w:themeColor="text1"/>
+          <w:sz w:val="24"/>
+          <w:szCs w:val="24"/>
+        </w:rPr>
+        <w:t>All analysis scripts, figures, and data processing pipelines developed for this study are available in the public GitHub repository Project-Uber, maintained by the author. The repository includes all Python scripts, intermediate outputs, and weekly reports that together reproduce every figure and result presented in this thesis.</w:t>
+      </w:r>
+    </w:p>
+    <w:p>
+      <w:pPr>
+        <w:pStyle w:val="EndNoteBibliography"/>
+        <w:spacing w:before="100" w:beforeAutospacing="1" w:after="100" w:afterAutospacing="1"/>
+        <w:rPr>
+          <w:rFonts w:ascii="Times New Roman" w:hAnsi="Times New Roman" w:cs="Times New Roman"/>
+          <w:bCs/>
+          <w:color w:val="000000" w:themeColor="text1"/>
+          <w:sz w:val="24"/>
+          <w:szCs w:val="24"/>
+        </w:rPr>
+      </w:pPr>
+      <w:r>
+        <w:rPr>
+          <w:rFonts w:ascii="Times New Roman" w:hAnsi="Times New Roman" w:cs="Times New Roman"/>
+          <w:bCs/>
+          <w:color w:val="000000" w:themeColor="text1"/>
+          <w:sz w:val="24"/>
+          <w:szCs w:val="24"/>
+        </w:rPr>
+        <w:t xml:space="preserve">GitHub Repository: </w:t>
+      </w:r>
+      <w:hyperlink r:id="rId40" w:history="1">
+        <w:r>
+          <w:rPr>
+            <w:rStyle w:val="Hyperlink"/>
+            <w:rFonts w:ascii="Times New Roman" w:hAnsi="Times New Roman" w:cs="Times New Roman"/>
+            <w:bCs/>
+            <w:sz w:val="24"/>
+            <w:szCs w:val="24"/>
+          </w:rPr>
+          <w:t>https://github.com/kangss1/Project-</w:t>
         </w:r>
         <w:r>
           <w:rPr>
             <w:rStyle w:val="Hyperlink"/>
             <w:rFonts w:ascii="Times New Roman" w:hAnsi="Times New Roman" w:cs="Times New Roman"/>
             <w:bCs/>
-            <w:color w:val="000000" w:themeColor="text1"/>
             <w:sz w:val="24"/>
             <w:szCs w:val="24"/>
           </w:rPr>
-          <w:t>o</w:t>
+          <w:t>U</w:t>
         </w:r>
         <w:r>
           <w:rPr>
             <w:rStyle w:val="Hyperlink"/>
             <w:rFonts w:ascii="Times New Roman" w:hAnsi="Times New Roman" w:cs="Times New Roman"/>
             <w:bCs/>
-            <w:color w:val="000000" w:themeColor="text1"/>
             <w:sz w:val="24"/>
             <w:szCs w:val="24"/>
           </w:rPr>
-          <w:t>int.com/:f:/r/personal/kangss_iu_edu/Documents/Senior%20Thesis%20INFO%20I-492(SandeepK)?csf=1&amp;web=1&amp;e=uPcsxG</w:t>
+          <w:t>ber</w:t>
         </w:r>
       </w:hyperlink>
     </w:p>
+    <w:p>
+      <w:pPr>
+        <w:pStyle w:val="EndNoteBibliography"/>
+        <w:spacing w:before="100" w:beforeAutospacing="1" w:after="100" w:afterAutospacing="1"/>
+        <w:rPr>
+          <w:rFonts w:ascii="Times New Roman" w:hAnsi="Times New Roman" w:cs="Times New Roman"/>
+          <w:bCs/>
+          <w:color w:val="000000" w:themeColor="text1"/>
+          <w:sz w:val="24"/>
+          <w:szCs w:val="24"/>
+        </w:rPr>
+      </w:pPr>
+      <w:r>
+        <w:rPr>
+          <w:rFonts w:ascii="Times New Roman" w:hAnsi="Times New Roman" w:cs="Times New Roman"/>
+          <w:bCs/>
+          <w:color w:val="000000" w:themeColor="text1"/>
+          <w:sz w:val="24"/>
+          <w:szCs w:val="24"/>
+        </w:rPr>
+        <w:t>Each folder in the repository corresponds to the weekly development workflow described in this paper (Weeks 1–11). The /Code directory contains all figure-generation scripts (figure11_demand_heatmap.py, figure12_revenue_model_comparison.py, figure13_spatial_surge_reconstructed.py, figure14_ops_efficiency.py, etc.), while the /Reports and /Data directories include summary tables, cleaned datasets, and validation files (project_summary.txt, summary_table.txt, and script_summary.json).</w:t>
+      </w:r>
+    </w:p>
+    <w:p>
+      <w:pPr>
+        <w:pStyle w:val="EndNoteBibliography"/>
+        <w:spacing w:before="100" w:beforeAutospacing="1" w:after="100" w:afterAutospacing="1"/>
+        <w:rPr>
+          <w:rFonts w:ascii="Times New Roman" w:hAnsi="Times New Roman" w:cs="Times New Roman"/>
+          <w:bCs/>
+          <w:color w:val="000000" w:themeColor="text1"/>
+          <w:sz w:val="24"/>
+          <w:szCs w:val="24"/>
+        </w:rPr>
+      </w:pPr>
+      <w:r>
+        <w:rPr>
+          <w:rFonts w:ascii="Times New Roman" w:hAnsi="Times New Roman" w:cs="Times New Roman"/>
+          <w:bCs/>
+          <w:color w:val="000000" w:themeColor="text1"/>
+          <w:sz w:val="24"/>
+          <w:szCs w:val="24"/>
+        </w:rPr>
+        <w:t>All results can be reproduced by following the step-by-step instructions provided in the repository’s README.txt, ensuring full transparency and replicability of the analysis pipeline.</w:t>
+      </w:r>
+    </w:p>
     <w:sectPr>
-      <w:headerReference w:type="default" r:id="rId40"/>
-      <w:footerReference w:type="even" r:id="rId41"/>
-      <w:footerReference w:type="default" r:id="rId42"/>
-      <w:headerReference w:type="first" r:id="rId43"/>
+      <w:headerReference w:type="default" r:id="rId41"/>
+      <w:footerReference w:type="even" r:id="rId42"/>
+      <w:footerReference w:type="default" r:id="rId43"/>
+      <w:headerReference w:type="first" r:id="rId44"/>
       <w:pgSz w:w="11906" w:h="16838"/>
-      <w:pgMar w:top="1440" w:right="1440" w:bottom="1440" w:left="1440" w:header="708" w:footer="708" w:gutter="0"/>
+      <w:pgMar w:top="1440" w:right="1440" w:bottom="1097" w:left="1440" w:header="708" w:footer="708" w:gutter="0"/>
       <w:cols w:space="708"/>
       <w:titlePg/>
       <w:docGrid w:linePitch="360"/>
@@ -11871,7 +12218,7 @@
         <w:noProof/>
         <w:color w:val="0070C0"/>
       </w:rPr>
-      <w:t>Friday, October 24, 2025</w:t>
+      <w:t>Tuesday, November 4, 2025</w:t>
     </w:r>
     <w:r>
       <w:rPr>

--- a/Thesis/Project_Uber_Thesis_Paper.docx
+++ b/Thesis/Project_Uber_Thesis_Paper.docx
@@ -10299,10 +10299,10 @@
           <w:szCs w:val="24"/>
         </w:rPr>
         <w:drawing>
-          <wp:inline distT="0" distB="0" distL="0" distR="0" wp14:anchorId="30E5A6A4" wp14:editId="77E07734">
-            <wp:extent cx="3891868" cy="3480518"/>
-            <wp:effectExtent l="0" t="0" r="0" b="0"/>
-            <wp:docPr id="508503615" name="Picture 25" descr="A chart of heatmap&#10;&#10;AI-generated content may be incorrect."/>
+          <wp:inline distT="0" distB="0" distL="0" distR="0" wp14:anchorId="0789A1F9" wp14:editId="21701866">
+            <wp:extent cx="5296930" cy="4748223"/>
+            <wp:effectExtent l="0" t="0" r="0" b="1905"/>
+            <wp:docPr id="151874140" name="Picture 7" descr="A chart of different colors&#10;&#10;AI-generated content may be incorrect."/>
             <wp:cNvGraphicFramePr>
               <a:graphicFrameLocks xmlns:a="http://schemas.openxmlformats.org/drawingml/2006/main" noChangeAspect="1"/>
             </wp:cNvGraphicFramePr>
@@ -10310,7 +10310,7 @@
               <a:graphicData uri="http://schemas.openxmlformats.org/drawingml/2006/picture">
                 <pic:pic xmlns:pic="http://schemas.openxmlformats.org/drawingml/2006/picture">
                   <pic:nvPicPr>
-                    <pic:cNvPr id="508503615" name="Picture 25" descr="A chart of heatmap&#10;&#10;AI-generated content may be incorrect."/>
+                    <pic:cNvPr id="151874140" name="Picture 7" descr="A chart of different colors&#10;&#10;AI-generated content may be incorrect."/>
                     <pic:cNvPicPr/>
                   </pic:nvPicPr>
                   <pic:blipFill>
@@ -10328,7 +10328,7 @@
                   <pic:spPr>
                     <a:xfrm>
                       <a:off x="0" y="0"/>
-                      <a:ext cx="4008872" cy="3585155"/>
+                      <a:ext cx="5314007" cy="4763531"/>
                     </a:xfrm>
                     <a:prstGeom prst="rect">
                       <a:avLst/>
@@ -10464,10 +10464,10 @@
         </w:rPr>
         <w:lastRenderedPageBreak/>
         <w:drawing>
-          <wp:inline distT="0" distB="0" distL="0" distR="0" wp14:anchorId="6C280A6D" wp14:editId="50721AF1">
-            <wp:extent cx="4516582" cy="2689633"/>
-            <wp:effectExtent l="0" t="0" r="5080" b="3175"/>
-            <wp:docPr id="1931412158" name="Picture 1" descr="A graph with different colored bars&#10;&#10;AI-generated content may be incorrect."/>
+          <wp:inline distT="0" distB="0" distL="0" distR="0" wp14:anchorId="2044C1CC" wp14:editId="56A56066">
+            <wp:extent cx="5362832" cy="3193577"/>
+            <wp:effectExtent l="0" t="0" r="0" b="0"/>
+            <wp:docPr id="1264000673" name="Picture 8" descr="A graph with different colored bars&#10;&#10;AI-generated content may be incorrect."/>
             <wp:cNvGraphicFramePr>
               <a:graphicFrameLocks xmlns:a="http://schemas.openxmlformats.org/drawingml/2006/main" noChangeAspect="1"/>
             </wp:cNvGraphicFramePr>
@@ -10475,7 +10475,7 @@
               <a:graphicData uri="http://schemas.openxmlformats.org/drawingml/2006/picture">
                 <pic:pic xmlns:pic="http://schemas.openxmlformats.org/drawingml/2006/picture">
                   <pic:nvPicPr>
-                    <pic:cNvPr id="1931412158" name="Picture 1" descr="A graph with different colored bars&#10;&#10;AI-generated content may be incorrect."/>
+                    <pic:cNvPr id="1264000673" name="Picture 8" descr="A graph with different colored bars&#10;&#10;AI-generated content may be incorrect."/>
                     <pic:cNvPicPr/>
                   </pic:nvPicPr>
                   <pic:blipFill>
@@ -10493,7 +10493,7 @@
                   <pic:spPr>
                     <a:xfrm>
                       <a:off x="0" y="0"/>
-                      <a:ext cx="4556544" cy="2713431"/>
+                      <a:ext cx="5398086" cy="3214571"/>
                     </a:xfrm>
                     <a:prstGeom prst="rect">
                       <a:avLst/>
@@ -11253,9 +11253,17 @@
         <w:pStyle w:val="Heading1"/>
         <w:spacing w:before="100" w:beforeAutospacing="1" w:after="100" w:afterAutospacing="1" w:line="240" w:lineRule="auto"/>
         <w:jc w:val="center"/>
+        <w:rPr>
+          <w:b/>
+          <w:bCs/>
+        </w:rPr>
       </w:pPr>
       <w:bookmarkStart w:id="59" w:name="_Toc212217515"/>
       <w:r>
+        <w:rPr>
+          <w:b/>
+          <w:bCs/>
+        </w:rPr>
         <w:lastRenderedPageBreak/>
         <w:t>References</w:t>
       </w:r>
@@ -11804,8 +11812,16 @@
       <w:pPr>
         <w:pStyle w:val="Heading1"/>
         <w:jc w:val="center"/>
-      </w:pPr>
-      <w:r>
+        <w:rPr>
+          <w:b/>
+          <w:bCs/>
+        </w:rPr>
+      </w:pPr>
+      <w:r>
+        <w:rPr>
+          <w:b/>
+          <w:bCs/>
+        </w:rPr>
         <w:lastRenderedPageBreak/>
         <w:t xml:space="preserve">Appendix </w:t>
       </w:r>
